--- a/AORACRFlex 6months.docx
+++ b/AORACRFlex 6months.docx
@@ -34,7 +34,7 @@
           <w:sz w:val="24"/>
           <w:szCs w:val="24"/>
         </w:rPr>
-        <w:id w:val="-793674506"/>
+        <w:id w:val="-111051766"/>
         <w:docPartObj>
           <w:docPartGallery w:val="Table of Contents"/>
           <w:docPartUnique/>
@@ -68,7 +68,7 @@
           <w:r>
             <w:fldChar w:fldCharType="separate"/>
           </w:r>
-          <w:hyperlink w:anchor="_Toc224476231" w:history="1">
+          <w:hyperlink w:anchor="_Toc224653078" w:history="1">
             <w:r>
               <w:rPr>
                 <w:rStyle w:val="Hyperlink"/>
@@ -95,7 +95,7 @@
                 <w:noProof/>
                 <w:webHidden/>
               </w:rPr>
-              <w:instrText xml:space="preserve"> PAGEREF _Toc224476231 \h </w:instrText>
+              <w:instrText xml:space="preserve"> PAGEREF _Toc224653078 \h </w:instrText>
             </w:r>
             <w:r>
               <w:rPr>
@@ -136,7 +136,7 @@
               <w:noProof/>
             </w:rPr>
           </w:pPr>
-          <w:hyperlink w:anchor="_Toc224476232" w:history="1">
+          <w:hyperlink w:anchor="_Toc224653079" w:history="1">
             <w:r>
               <w:rPr>
                 <w:rStyle w:val="Hyperlink"/>
@@ -163,7 +163,7 @@
                 <w:noProof/>
                 <w:webHidden/>
               </w:rPr>
-              <w:instrText xml:space="preserve"> PAGEREF _Toc224476232 \h </w:instrText>
+              <w:instrText xml:space="preserve"> PAGEREF _Toc224653079 \h </w:instrText>
             </w:r>
             <w:r>
               <w:rPr>
@@ -204,7 +204,7 @@
               <w:noProof/>
             </w:rPr>
           </w:pPr>
-          <w:hyperlink w:anchor="_Toc224476233" w:history="1">
+          <w:hyperlink w:anchor="_Toc224653080" w:history="1">
             <w:r>
               <w:rPr>
                 <w:rStyle w:val="Hyperlink"/>
@@ -231,7 +231,7 @@
                 <w:noProof/>
                 <w:webHidden/>
               </w:rPr>
-              <w:instrText xml:space="preserve"> PAGEREF _Toc224476233 \h </w:instrText>
+              <w:instrText xml:space="preserve"> PAGEREF _Toc224653080 \h </w:instrText>
             </w:r>
             <w:r>
               <w:rPr>
@@ -272,7 +272,7 @@
               <w:noProof/>
             </w:rPr>
           </w:pPr>
-          <w:hyperlink w:anchor="_Toc224476234" w:history="1">
+          <w:hyperlink w:anchor="_Toc224653081" w:history="1">
             <w:r>
               <w:rPr>
                 <w:rStyle w:val="Hyperlink"/>
@@ -299,7 +299,7 @@
                 <w:noProof/>
                 <w:webHidden/>
               </w:rPr>
-              <w:instrText xml:space="preserve"> PAGEREF _Toc224476234 \h </w:instrText>
+              <w:instrText xml:space="preserve"> PAGEREF _Toc224653081 \h </w:instrText>
             </w:r>
             <w:r>
               <w:rPr>
@@ -340,7 +340,7 @@
               <w:noProof/>
             </w:rPr>
           </w:pPr>
-          <w:hyperlink w:anchor="_Toc224476235" w:history="1">
+          <w:hyperlink w:anchor="_Toc224653082" w:history="1">
             <w:r>
               <w:rPr>
                 <w:rStyle w:val="Hyperlink"/>
@@ -367,7 +367,7 @@
                 <w:noProof/>
                 <w:webHidden/>
               </w:rPr>
-              <w:instrText xml:space="preserve"> PAGEREF _Toc224476235 \h </w:instrText>
+              <w:instrText xml:space="preserve"> PAGEREF _Toc224653082 \h </w:instrText>
             </w:r>
             <w:r>
               <w:rPr>
@@ -408,7 +408,7 @@
               <w:noProof/>
             </w:rPr>
           </w:pPr>
-          <w:hyperlink w:anchor="_Toc224476236" w:history="1">
+          <w:hyperlink w:anchor="_Toc224653083" w:history="1">
             <w:r>
               <w:rPr>
                 <w:rStyle w:val="Hyperlink"/>
@@ -435,7 +435,7 @@
                 <w:noProof/>
                 <w:webHidden/>
               </w:rPr>
-              <w:instrText xml:space="preserve"> PAGEREF _Toc224476236 \h </w:instrText>
+              <w:instrText xml:space="preserve"> PAGEREF _Toc224653083 \h </w:instrText>
             </w:r>
             <w:r>
               <w:rPr>
@@ -476,7 +476,7 @@
               <w:noProof/>
             </w:rPr>
           </w:pPr>
-          <w:hyperlink w:anchor="_Toc224476237" w:history="1">
+          <w:hyperlink w:anchor="_Toc224653084" w:history="1">
             <w:r>
               <w:rPr>
                 <w:rStyle w:val="Hyperlink"/>
@@ -503,7 +503,7 @@
                 <w:noProof/>
                 <w:webHidden/>
               </w:rPr>
-              <w:instrText xml:space="preserve"> PAGEREF _Toc224476237 \h </w:instrText>
+              <w:instrText xml:space="preserve"> PAGEREF _Toc224653084 \h </w:instrText>
             </w:r>
             <w:r>
               <w:rPr>
@@ -545,12 +545,12 @@
       <w:pPr>
         <w:pStyle w:val="Heading1"/>
       </w:pPr>
-      <w:bookmarkStart w:id="0" w:name="_Toc224476231"/>
-      <w:bookmarkStart w:id="1" w:name="preamble"/>
+      <w:bookmarkStart w:id="0" w:name="preamble"/>
+      <w:bookmarkStart w:id="1" w:name="_Toc224653078"/>
       <w:r>
         <w:t>1. Preamble</w:t>
       </w:r>
-      <w:bookmarkEnd w:id="0"/>
+      <w:bookmarkEnd w:id="1"/>
     </w:p>
     <w:p>
       <w:pPr>
@@ -565,15 +565,7 @@
         <w:pStyle w:val="BodyText"/>
       </w:pPr>
       <w:r>
-        <w:t>Access to the AORA datasets was pre-</w:t>
-      </w:r>
-      <w:proofErr w:type="spellStart"/>
-      <w:r>
-        <w:t>authorised</w:t>
-      </w:r>
-      <w:proofErr w:type="spellEnd"/>
-      <w:r>
-        <w:t>.</w:t>
+        <w:t>Access to the AORA datasets was pre-authorised.</w:t>
       </w:r>
     </w:p>
     <w:p>
@@ -596,12 +588,12 @@
       <w:pPr>
         <w:pStyle w:val="Heading2"/>
       </w:pPr>
-      <w:bookmarkStart w:id="2" w:name="_Toc224476232"/>
-      <w:bookmarkStart w:id="3" w:name="retrieve-mmm"/>
+      <w:bookmarkStart w:id="2" w:name="retrieve-mmm"/>
+      <w:bookmarkStart w:id="3" w:name="_Toc224653079"/>
       <w:r>
         <w:t>1.1 Retrieve MMM</w:t>
       </w:r>
-      <w:bookmarkEnd w:id="2"/>
+      <w:bookmarkEnd w:id="3"/>
     </w:p>
     <w:p>
       <w:pPr>
@@ -629,21 +621,7 @@
         <w:rPr>
           <w:rStyle w:val="VerbatimChar"/>
         </w:rPr>
-        <w:t>$ `POA 2021 Code`                   &lt;</w:t>
-      </w:r>
-      <w:proofErr w:type="spellStart"/>
-      <w:r>
-        <w:rPr>
-          <w:rStyle w:val="VerbatimChar"/>
-        </w:rPr>
-        <w:t>dbl</w:t>
-      </w:r>
-      <w:proofErr w:type="spellEnd"/>
-      <w:r>
-        <w:rPr>
-          <w:rStyle w:val="VerbatimChar"/>
-        </w:rPr>
-        <w:t>&gt; 800, 810, 812, 820, 822, 822, 822, 8…</w:t>
+        <w:t>$ `POA 2021 Code`                   &lt;dbl&gt; 800, 810, 812, 820, 822, 822, 822, 8…</w:t>
       </w:r>
       <w:r>
         <w:br/>
@@ -652,21 +630,7 @@
         <w:rPr>
           <w:rStyle w:val="VerbatimChar"/>
         </w:rPr>
-        <w:t>$ `POA 2021 Area (km2)`             &lt;</w:t>
-      </w:r>
-      <w:proofErr w:type="spellStart"/>
-      <w:r>
-        <w:rPr>
-          <w:rStyle w:val="VerbatimChar"/>
-        </w:rPr>
-        <w:t>dbl</w:t>
-      </w:r>
-      <w:proofErr w:type="spellEnd"/>
-      <w:r>
-        <w:rPr>
-          <w:rStyle w:val="VerbatimChar"/>
-        </w:rPr>
-        <w:t>&gt; 3.1731, 24.4283, 35.8899, 39.0642, 1…</w:t>
+        <w:t>$ `POA 2021 Area (km2)`             &lt;dbl&gt; 3.1731, 24.4283, 35.8899, 39.0642, 1…</w:t>
       </w:r>
       <w:r>
         <w:br/>
@@ -675,21 +639,7 @@
         <w:rPr>
           <w:rStyle w:val="VerbatimChar"/>
         </w:rPr>
-        <w:t>$ `MMM 2023`                        &lt;</w:t>
-      </w:r>
-      <w:proofErr w:type="spellStart"/>
-      <w:r>
-        <w:rPr>
-          <w:rStyle w:val="VerbatimChar"/>
-        </w:rPr>
-        <w:t>dbl</w:t>
-      </w:r>
-      <w:proofErr w:type="spellEnd"/>
-      <w:r>
-        <w:rPr>
-          <w:rStyle w:val="VerbatimChar"/>
-        </w:rPr>
-        <w:t>&gt; 2, 2, 2, 2, 2, 5, 6, 7, 2, 2, 2, 5, …</w:t>
+        <w:t>$ `MMM 2023`                        &lt;dbl&gt; 2, 2, 2, 2, 2, 5, 6, 7, 2, 2, 2, 5, …</w:t>
       </w:r>
       <w:r>
         <w:br/>
@@ -698,21 +648,7 @@
         <w:rPr>
           <w:rStyle w:val="VerbatimChar"/>
         </w:rPr>
-        <w:t>$ `MMM 2023 Area in POA 2021 (km2)` &lt;</w:t>
-      </w:r>
-      <w:proofErr w:type="spellStart"/>
-      <w:r>
-        <w:rPr>
-          <w:rStyle w:val="VerbatimChar"/>
-        </w:rPr>
-        <w:t>dbl</w:t>
-      </w:r>
-      <w:proofErr w:type="spellEnd"/>
-      <w:r>
-        <w:rPr>
-          <w:rStyle w:val="VerbatimChar"/>
-        </w:rPr>
-        <w:t>&gt; 3.173800e+00, 2.442859e+01, 3.588975…</w:t>
+        <w:t>$ `MMM 2023 Area in POA 2021 (km2)` &lt;dbl&gt; 3.173800e+00, 2.442859e+01, 3.588975…</w:t>
       </w:r>
     </w:p>
     <w:p>
@@ -728,37 +664,21 @@
       <w:pPr>
         <w:pStyle w:val="Heading1"/>
       </w:pPr>
-      <w:bookmarkStart w:id="4" w:name="_Toc224476233"/>
-      <w:bookmarkStart w:id="5" w:name="context"/>
-      <w:bookmarkEnd w:id="1"/>
-      <w:bookmarkEnd w:id="3"/>
+      <w:bookmarkStart w:id="4" w:name="context"/>
+      <w:bookmarkStart w:id="5" w:name="_Toc224653080"/>
+      <w:bookmarkEnd w:id="0"/>
+      <w:bookmarkEnd w:id="2"/>
       <w:r>
         <w:t>2. Context</w:t>
       </w:r>
-      <w:bookmarkEnd w:id="4"/>
+      <w:bookmarkEnd w:id="5"/>
     </w:p>
     <w:p>
       <w:pPr>
         <w:pStyle w:val="FirstParagraph"/>
       </w:pPr>
       <w:r>
-        <w:t xml:space="preserve">The Arthroplasty Outcomes in Regional Australia (AORA) registry has been in operation since June 2020, collecting </w:t>
-      </w:r>
-      <w:proofErr w:type="spellStart"/>
-      <w:r>
-        <w:t>KneeArthritis</w:t>
-      </w:r>
-      <w:proofErr w:type="spellEnd"/>
-      <w:r>
-        <w:t xml:space="preserve"> and </w:t>
-      </w:r>
-      <w:proofErr w:type="spellStart"/>
-      <w:r>
-        <w:t>HipArthritis</w:t>
-      </w:r>
-      <w:proofErr w:type="spellEnd"/>
-      <w:r>
-        <w:t xml:space="preserve"> presentations to a private clinic in Grafton, NSW. The setup of the registry is detailed on the </w:t>
+        <w:t xml:space="preserve">The Arthroplasty Outcomes in Regional Australia (AORA) registry has been in operation since June 2020, collecting KneeArthritis and HipArthritis presentations to a private clinic in Grafton, NSW. The setup of the registry is detailed on the </w:t>
       </w:r>
       <w:hyperlink r:id="rId7">
         <w:r>
@@ -776,36 +696,20 @@
       <w:pPr>
         <w:pStyle w:val="Heading1"/>
       </w:pPr>
-      <w:bookmarkStart w:id="6" w:name="_Toc224476234"/>
-      <w:bookmarkStart w:id="7" w:name="recruitment-flow"/>
-      <w:bookmarkEnd w:id="5"/>
+      <w:bookmarkStart w:id="6" w:name="recruitment-flow"/>
+      <w:bookmarkStart w:id="7" w:name="_Toc224653081"/>
+      <w:bookmarkEnd w:id="4"/>
       <w:r>
         <w:t>3. Recruitment Flow</w:t>
       </w:r>
-      <w:bookmarkEnd w:id="6"/>
+      <w:bookmarkEnd w:id="7"/>
     </w:p>
     <w:p>
       <w:pPr>
         <w:pStyle w:val="FirstParagraph"/>
       </w:pPr>
       <w:r>
-        <w:t xml:space="preserve">Flowcharts as per STROBE (Vandenbroucke et al. 2007) and RECORD (Benchimol et al. 2015) guidelines were generated for treatments enrolled into the Registry. </w:t>
-      </w:r>
-      <w:proofErr w:type="spellStart"/>
-      <w:r>
-        <w:t>Followup</w:t>
-      </w:r>
-      <w:proofErr w:type="spellEnd"/>
-      <w:r>
-        <w:t xml:space="preserve"> was set to eligibility at 6months </w:t>
-      </w:r>
-      <w:proofErr w:type="spellStart"/>
-      <w:r>
-        <w:t>followup</w:t>
-      </w:r>
-      <w:proofErr w:type="spellEnd"/>
-      <w:r>
-        <w:t>.</w:t>
+        <w:t>Flowcharts as per STROBE (Vandenbroucke et al. 2007) and RECORD (Benchimol et al. 2015) guidelines were generated for treatments enrolled into the Registry. Followup was set to eligibility at 6months followup.</w:t>
       </w:r>
     </w:p>
     <w:p>
@@ -813,23 +717,7 @@
         <w:pStyle w:val="BodyText"/>
       </w:pPr>
       <w:r>
-        <w:t xml:space="preserve">Need to identify </w:t>
-      </w:r>
-      <w:proofErr w:type="spellStart"/>
-      <w:r>
-        <w:t>GMKSubset</w:t>
-      </w:r>
-      <w:proofErr w:type="spellEnd"/>
-      <w:r>
-        <w:t xml:space="preserve"> to flag in </w:t>
-      </w:r>
-      <w:proofErr w:type="spellStart"/>
-      <w:r>
-        <w:t>STROBEInput</w:t>
-      </w:r>
-      <w:proofErr w:type="spellEnd"/>
-      <w:r>
-        <w:t xml:space="preserve"> for flowchart</w:t>
+        <w:t>Need to identify GMKSubset to flag in STROBEInput for flowchart</w:t>
       </w:r>
     </w:p>
     <w:tbl>
@@ -858,7 +746,7 @@
                 <w:noProof/>
               </w:rPr>
               <w:drawing>
-                <wp:inline distT="0" distB="0" distL="0" distR="0" wp14:anchorId="00CC1577" wp14:editId="3060389E">
+                <wp:inline distT="0" distB="0" distL="0" distR="0" wp14:anchorId="52444002" wp14:editId="1F586778">
                   <wp:extent cx="4620126" cy="3696101"/>
                   <wp:effectExtent l="0" t="0" r="0" b="0"/>
                   <wp:docPr id="25" name="Picture"/>
@@ -906,15 +794,7 @@
               <w:spacing w:before="200"/>
             </w:pPr>
             <w:r>
-              <w:t xml:space="preserve">Figure 1: Flowchart of extraction and </w:t>
-            </w:r>
-            <w:proofErr w:type="spellStart"/>
-            <w:r>
-              <w:t>followup</w:t>
-            </w:r>
-            <w:proofErr w:type="spellEnd"/>
-            <w:r>
-              <w:t xml:space="preserve"> of surgical sample from the Registry</w:t>
+              <w:t>Figure 1: Flowchart of extraction and followup of surgical sample from the Registry</w:t>
             </w:r>
           </w:p>
         </w:tc>
@@ -956,7 +836,7 @@
               </w:rPr>
               <w:lastRenderedPageBreak/>
               <w:drawing>
-                <wp:inline distT="0" distB="0" distL="0" distR="0" wp14:anchorId="7668DCB0" wp14:editId="2FE748BB">
+                <wp:inline distT="0" distB="0" distL="0" distR="0" wp14:anchorId="1D8618CC" wp14:editId="3C721869">
                   <wp:extent cx="4620126" cy="3696101"/>
                   <wp:effectExtent l="0" t="0" r="0" b="0"/>
                   <wp:docPr id="29" name="Picture"/>
@@ -1015,14 +895,14 @@
       <w:pPr>
         <w:pStyle w:val="Heading1"/>
       </w:pPr>
-      <w:bookmarkStart w:id="10" w:name="_Toc224476235"/>
-      <w:bookmarkStart w:id="11" w:name="baseline-and-demographics"/>
-      <w:bookmarkEnd w:id="7"/>
+      <w:bookmarkStart w:id="10" w:name="baseline-and-demographics"/>
+      <w:bookmarkStart w:id="11" w:name="_Toc224653082"/>
+      <w:bookmarkEnd w:id="6"/>
       <w:r>
         <w:lastRenderedPageBreak/>
         <w:t>4. Baseline and Demographics</w:t>
       </w:r>
-      <w:bookmarkEnd w:id="10"/>
+      <w:bookmarkEnd w:id="11"/>
     </w:p>
     <w:p>
       <w:pPr>
@@ -1033,7 +913,7 @@
           <w:noProof/>
         </w:rPr>
         <w:drawing>
-          <wp:inline distT="0" distB="0" distL="0" distR="0" wp14:anchorId="56DE08AC" wp14:editId="1EFF870D">
+          <wp:inline distT="0" distB="0" distL="0" distR="0" wp14:anchorId="001F46DF" wp14:editId="4AEE7A81">
             <wp:extent cx="4620126" cy="3696101"/>
             <wp:effectExtent l="0" t="0" r="0" b="0"/>
             <wp:docPr id="34" name="Picture"/>
@@ -1097,13 +977,13 @@
             </w:pPr>
             <w:bookmarkStart w:id="12" w:name="tbl-crflex-demographics"/>
             <w:r>
-              <w:t>Table 1: Summary of demographics comparing pre vs post flex introduction</w:t>
+              <w:t>Table 1: Summary of demographics comparing pre vs post cr introduction</w:t>
             </w:r>
           </w:p>
           <w:tbl>
             <w:tblPr>
               <w:tblStyle w:val="Table"/>
-              <w:tblW w:w="9420" w:type="dxa"/>
+              <w:tblW w:w="9676" w:type="dxa"/>
               <w:jc w:val="center"/>
               <w:tblCellMar>
                 <w:left w:w="60" w:type="dxa"/>
@@ -1112,10 +992,10 @@
               <w:tblLook w:val="0000" w:firstRow="0" w:lastRow="0" w:firstColumn="0" w:lastColumn="0" w:noHBand="0" w:noVBand="0"/>
             </w:tblPr>
             <w:tblGrid>
-              <w:gridCol w:w="3958"/>
+              <w:gridCol w:w="2990"/>
+              <w:gridCol w:w="2852"/>
               <w:gridCol w:w="2270"/>
-              <w:gridCol w:w="2270"/>
-              <w:gridCol w:w="922"/>
+              <w:gridCol w:w="1564"/>
             </w:tblGrid>
             <w:tr>
               <w:trPr>
@@ -1125,7 +1005,7 @@
               </w:trPr>
               <w:tc>
                 <w:tcPr>
-                  <w:tcW w:w="3958" w:type="dxa"/>
+                  <w:tcW w:w="2990" w:type="dxa"/>
                 </w:tcPr>
                 <w:p>
                   <w:pPr>
@@ -1139,6 +1019,46 @@
                       <w:sz w:val="20"/>
                     </w:rPr>
                     <w:t>Characteristic</w:t>
+                  </w:r>
+                </w:p>
+              </w:tc>
+              <w:tc>
+                <w:tcPr>
+                  <w:tcW w:w="2852" w:type="dxa"/>
+                  <w:tcBorders>
+                    <w:top w:val="single" w:sz="16" w:space="0" w:color="D3D3D3"/>
+                    <w:bottom w:val="single" w:sz="16" w:space="0" w:color="D3D3D3"/>
+                  </w:tcBorders>
+                </w:tcPr>
+                <w:p>
+                  <w:pPr>
+                    <w:keepNext/>
+                    <w:spacing w:after="60"/>
+                    <w:jc w:val="center"/>
+                  </w:pPr>
+                  <w:r>
+                    <w:rPr>
+                      <w:rFonts w:ascii="Calibri" w:hAnsi="Calibri"/>
+                      <w:b/>
+                      <w:sz w:val="20"/>
+                    </w:rPr>
+                    <w:t>Overall</w:t>
+                  </w:r>
+                  <w:r>
+                    <w:rPr>
+                      <w:rFonts w:ascii="Calibri" w:hAnsi="Calibri"/>
+                      <w:sz w:val="20"/>
+                    </w:rPr>
+                    <w:t xml:space="preserve"> N = 300</w:t>
+                  </w:r>
+                  <w:r>
+                    <w:rPr>
+                      <w:rFonts w:ascii="Calibri" w:hAnsi="Calibri"/>
+                      <w:i/>
+                      <w:sz w:val="20"/>
+                      <w:vertAlign w:val="superscript"/>
+                    </w:rPr>
+                    <w:t>1</w:t>
                   </w:r>
                 </w:p>
               </w:tc>
@@ -1162,14 +1082,14 @@
                       <w:b/>
                       <w:sz w:val="20"/>
                     </w:rPr>
-                    <w:t>Overall</w:t>
-                  </w:r>
-                  <w:r>
-                    <w:rPr>
-                      <w:rFonts w:ascii="Calibri" w:hAnsi="Calibri"/>
-                      <w:sz w:val="20"/>
-                    </w:rPr>
-                    <w:t xml:space="preserve"> N = 300</w:t>
+                    <w:t>Pre</w:t>
+                  </w:r>
+                  <w:r>
+                    <w:rPr>
+                      <w:rFonts w:ascii="Calibri" w:hAnsi="Calibri"/>
+                      <w:sz w:val="20"/>
+                    </w:rPr>
+                    <w:t xml:space="preserve"> N = 92</w:t>
                   </w:r>
                   <w:r>
                     <w:rPr>
@@ -1184,47 +1104,7 @@
               </w:tc>
               <w:tc>
                 <w:tcPr>
-                  <w:tcW w:w="2270" w:type="dxa"/>
-                  <w:tcBorders>
-                    <w:top w:val="single" w:sz="16" w:space="0" w:color="D3D3D3"/>
-                    <w:bottom w:val="single" w:sz="16" w:space="0" w:color="D3D3D3"/>
-                  </w:tcBorders>
-                </w:tcPr>
-                <w:p>
-                  <w:pPr>
-                    <w:keepNext/>
-                    <w:spacing w:after="60"/>
-                    <w:jc w:val="center"/>
-                  </w:pPr>
-                  <w:r>
-                    <w:rPr>
-                      <w:rFonts w:ascii="Calibri" w:hAnsi="Calibri"/>
-                      <w:b/>
-                      <w:sz w:val="20"/>
-                    </w:rPr>
-                    <w:t>Pre</w:t>
-                  </w:r>
-                  <w:r>
-                    <w:rPr>
-                      <w:rFonts w:ascii="Calibri" w:hAnsi="Calibri"/>
-                      <w:sz w:val="20"/>
-                    </w:rPr>
-                    <w:t xml:space="preserve"> N = 92</w:t>
-                  </w:r>
-                  <w:r>
-                    <w:rPr>
-                      <w:rFonts w:ascii="Calibri" w:hAnsi="Calibri"/>
-                      <w:i/>
-                      <w:sz w:val="20"/>
-                      <w:vertAlign w:val="superscript"/>
-                    </w:rPr>
-                    <w:t>1</w:t>
-                  </w:r>
-                </w:p>
-              </w:tc>
-              <w:tc>
-                <w:tcPr>
-                  <w:tcW w:w="922" w:type="dxa"/>
+                  <w:tcW w:w="1559" w:type="dxa"/>
                 </w:tcPr>
                 <w:p>
                   <w:pPr>
@@ -1266,7 +1146,7 @@
               </w:trPr>
               <w:tc>
                 <w:tcPr>
-                  <w:tcW w:w="3958" w:type="dxa"/>
+                  <w:tcW w:w="2990" w:type="dxa"/>
                 </w:tcPr>
                 <w:p>
                   <w:pPr>
@@ -1286,6 +1166,25 @@
               </w:tc>
               <w:tc>
                 <w:tcPr>
+                  <w:tcW w:w="2852" w:type="dxa"/>
+                </w:tcPr>
+                <w:p>
+                  <w:pPr>
+                    <w:keepNext/>
+                    <w:spacing w:after="60"/>
+                    <w:jc w:val="center"/>
+                  </w:pPr>
+                  <w:r>
+                    <w:rPr>
+                      <w:rFonts w:ascii="Calibri" w:hAnsi="Calibri"/>
+                      <w:sz w:val="20"/>
+                    </w:rPr>
+                    <w:t>69 (63, 75)</w:t>
+                  </w:r>
+                </w:p>
+              </w:tc>
+              <w:tc>
+                <w:tcPr>
                   <w:tcW w:w="2270" w:type="dxa"/>
                 </w:tcPr>
                 <w:p>
@@ -1299,32 +1198,13 @@
                       <w:rFonts w:ascii="Calibri" w:hAnsi="Calibri"/>
                       <w:sz w:val="20"/>
                     </w:rPr>
-                    <w:t>69 (63, 75)</w:t>
-                  </w:r>
-                </w:p>
-              </w:tc>
-              <w:tc>
-                <w:tcPr>
-                  <w:tcW w:w="2270" w:type="dxa"/>
-                </w:tcPr>
-                <w:p>
-                  <w:pPr>
-                    <w:keepNext/>
-                    <w:spacing w:after="60"/>
-                    <w:jc w:val="center"/>
-                  </w:pPr>
-                  <w:r>
-                    <w:rPr>
-                      <w:rFonts w:ascii="Calibri" w:hAnsi="Calibri"/>
-                      <w:sz w:val="20"/>
-                    </w:rPr>
                     <w:t>67 (61, 73)</w:t>
                   </w:r>
                 </w:p>
               </w:tc>
               <w:tc>
                 <w:tcPr>
-                  <w:tcW w:w="922" w:type="dxa"/>
+                  <w:tcW w:w="1559" w:type="dxa"/>
                 </w:tcPr>
                 <w:p>
                   <w:pPr>
@@ -1349,7 +1229,7 @@
               </w:trPr>
               <w:tc>
                 <w:tcPr>
-                  <w:tcW w:w="3958" w:type="dxa"/>
+                  <w:tcW w:w="2990" w:type="dxa"/>
                 </w:tcPr>
                 <w:p>
                   <w:pPr>
@@ -1367,6 +1247,18 @@
               </w:tc>
               <w:tc>
                 <w:tcPr>
+                  <w:tcW w:w="2852" w:type="dxa"/>
+                </w:tcPr>
+                <w:p>
+                  <w:pPr>
+                    <w:keepNext/>
+                    <w:spacing w:after="60"/>
+                    <w:jc w:val="center"/>
+                  </w:pPr>
+                </w:p>
+              </w:tc>
+              <w:tc>
+                <w:tcPr>
                   <w:tcW w:w="2270" w:type="dxa"/>
                 </w:tcPr>
                 <w:p>
@@ -1379,19 +1271,7 @@
               </w:tc>
               <w:tc>
                 <w:tcPr>
-                  <w:tcW w:w="2270" w:type="dxa"/>
-                </w:tcPr>
-                <w:p>
-                  <w:pPr>
-                    <w:keepNext/>
-                    <w:spacing w:after="60"/>
-                    <w:jc w:val="center"/>
-                  </w:pPr>
-                </w:p>
-              </w:tc>
-              <w:tc>
-                <w:tcPr>
-                  <w:tcW w:w="922" w:type="dxa"/>
+                  <w:tcW w:w="1559" w:type="dxa"/>
                 </w:tcPr>
                 <w:p>
                   <w:pPr>
@@ -1409,7 +1289,7 @@
               </w:trPr>
               <w:tc>
                 <w:tcPr>
-                  <w:tcW w:w="3958" w:type="dxa"/>
+                  <w:tcW w:w="2990" w:type="dxa"/>
                 </w:tcPr>
                 <w:p>
                   <w:pPr>
@@ -1427,6 +1307,25 @@
               </w:tc>
               <w:tc>
                 <w:tcPr>
+                  <w:tcW w:w="2852" w:type="dxa"/>
+                </w:tcPr>
+                <w:p>
+                  <w:pPr>
+                    <w:keepNext/>
+                    <w:spacing w:after="60"/>
+                    <w:jc w:val="center"/>
+                  </w:pPr>
+                  <w:r>
+                    <w:rPr>
+                      <w:rFonts w:ascii="Calibri" w:hAnsi="Calibri"/>
+                      <w:sz w:val="20"/>
+                    </w:rPr>
+                    <w:t>150 (50%)</w:t>
+                  </w:r>
+                </w:p>
+              </w:tc>
+              <w:tc>
+                <w:tcPr>
                   <w:tcW w:w="2270" w:type="dxa"/>
                 </w:tcPr>
                 <w:p>
@@ -1440,32 +1339,13 @@
                       <w:rFonts w:ascii="Calibri" w:hAnsi="Calibri"/>
                       <w:sz w:val="20"/>
                     </w:rPr>
-                    <w:t>150 (50%)</w:t>
-                  </w:r>
-                </w:p>
-              </w:tc>
-              <w:tc>
-                <w:tcPr>
-                  <w:tcW w:w="2270" w:type="dxa"/>
-                </w:tcPr>
-                <w:p>
-                  <w:pPr>
-                    <w:keepNext/>
-                    <w:spacing w:after="60"/>
-                    <w:jc w:val="center"/>
-                  </w:pPr>
-                  <w:r>
-                    <w:rPr>
-                      <w:rFonts w:ascii="Calibri" w:hAnsi="Calibri"/>
-                      <w:sz w:val="20"/>
-                    </w:rPr>
                     <w:t>44 (48%)</w:t>
                   </w:r>
                 </w:p>
               </w:tc>
               <w:tc>
                 <w:tcPr>
-                  <w:tcW w:w="922" w:type="dxa"/>
+                  <w:tcW w:w="1559" w:type="dxa"/>
                 </w:tcPr>
                 <w:p>
                   <w:pPr>
@@ -1490,7 +1370,7 @@
               </w:trPr>
               <w:tc>
                 <w:tcPr>
-                  <w:tcW w:w="3958" w:type="dxa"/>
+                  <w:tcW w:w="2990" w:type="dxa"/>
                 </w:tcPr>
                 <w:p>
                   <w:pPr>
@@ -1508,6 +1388,25 @@
               </w:tc>
               <w:tc>
                 <w:tcPr>
+                  <w:tcW w:w="2852" w:type="dxa"/>
+                </w:tcPr>
+                <w:p>
+                  <w:pPr>
+                    <w:keepNext/>
+                    <w:spacing w:after="60"/>
+                    <w:jc w:val="center"/>
+                  </w:pPr>
+                  <w:r>
+                    <w:rPr>
+                      <w:rFonts w:ascii="Calibri" w:hAnsi="Calibri"/>
+                      <w:sz w:val="20"/>
+                    </w:rPr>
+                    <w:t>150 (50%)</w:t>
+                  </w:r>
+                </w:p>
+              </w:tc>
+              <w:tc>
+                <w:tcPr>
                   <w:tcW w:w="2270" w:type="dxa"/>
                 </w:tcPr>
                 <w:p>
@@ -1521,32 +1420,13 @@
                       <w:rFonts w:ascii="Calibri" w:hAnsi="Calibri"/>
                       <w:sz w:val="20"/>
                     </w:rPr>
-                    <w:t>150 (50%)</w:t>
-                  </w:r>
-                </w:p>
-              </w:tc>
-              <w:tc>
-                <w:tcPr>
-                  <w:tcW w:w="2270" w:type="dxa"/>
-                </w:tcPr>
-                <w:p>
-                  <w:pPr>
-                    <w:keepNext/>
-                    <w:spacing w:after="60"/>
-                    <w:jc w:val="center"/>
-                  </w:pPr>
-                  <w:r>
-                    <w:rPr>
-                      <w:rFonts w:ascii="Calibri" w:hAnsi="Calibri"/>
-                      <w:sz w:val="20"/>
-                    </w:rPr>
                     <w:t>48 (52%)</w:t>
                   </w:r>
                 </w:p>
               </w:tc>
               <w:tc>
                 <w:tcPr>
-                  <w:tcW w:w="922" w:type="dxa"/>
+                  <w:tcW w:w="1559" w:type="dxa"/>
                 </w:tcPr>
                 <w:p>
                   <w:pPr>
@@ -1571,7 +1451,7 @@
               </w:trPr>
               <w:tc>
                 <w:tcPr>
-                  <w:tcW w:w="3958" w:type="dxa"/>
+                  <w:tcW w:w="2990" w:type="dxa"/>
                 </w:tcPr>
                 <w:p>
                   <w:pPr>
@@ -1591,6 +1471,18 @@
               </w:tc>
               <w:tc>
                 <w:tcPr>
+                  <w:tcW w:w="2852" w:type="dxa"/>
+                </w:tcPr>
+                <w:p>
+                  <w:pPr>
+                    <w:keepNext/>
+                    <w:spacing w:after="60"/>
+                    <w:jc w:val="center"/>
+                  </w:pPr>
+                </w:p>
+              </w:tc>
+              <w:tc>
+                <w:tcPr>
                   <w:tcW w:w="2270" w:type="dxa"/>
                 </w:tcPr>
                 <w:p>
@@ -1603,19 +1495,7 @@
               </w:tc>
               <w:tc>
                 <w:tcPr>
-                  <w:tcW w:w="2270" w:type="dxa"/>
-                </w:tcPr>
-                <w:p>
-                  <w:pPr>
-                    <w:keepNext/>
-                    <w:spacing w:after="60"/>
-                    <w:jc w:val="center"/>
-                  </w:pPr>
-                </w:p>
-              </w:tc>
-              <w:tc>
-                <w:tcPr>
-                  <w:tcW w:w="922" w:type="dxa"/>
+                  <w:tcW w:w="1559" w:type="dxa"/>
                 </w:tcPr>
                 <w:p>
                   <w:pPr>
@@ -1633,7 +1513,7 @@
               </w:trPr>
               <w:tc>
                 <w:tcPr>
-                  <w:tcW w:w="3958" w:type="dxa"/>
+                  <w:tcW w:w="2990" w:type="dxa"/>
                 </w:tcPr>
                 <w:p>
                   <w:pPr>
@@ -1651,6 +1531,25 @@
               </w:tc>
               <w:tc>
                 <w:tcPr>
+                  <w:tcW w:w="2852" w:type="dxa"/>
+                </w:tcPr>
+                <w:p>
+                  <w:pPr>
+                    <w:keepNext/>
+                    <w:spacing w:after="60"/>
+                    <w:jc w:val="center"/>
+                  </w:pPr>
+                  <w:r>
+                    <w:rPr>
+                      <w:rFonts w:ascii="Calibri" w:hAnsi="Calibri"/>
+                      <w:sz w:val="20"/>
+                    </w:rPr>
+                    <w:t>53 (27%)</w:t>
+                  </w:r>
+                </w:p>
+              </w:tc>
+              <w:tc>
+                <w:tcPr>
                   <w:tcW w:w="2270" w:type="dxa"/>
                 </w:tcPr>
                 <w:p>
@@ -1664,32 +1563,13 @@
                       <w:rFonts w:ascii="Calibri" w:hAnsi="Calibri"/>
                       <w:sz w:val="20"/>
                     </w:rPr>
-                    <w:t>53 (27%)</w:t>
-                  </w:r>
-                </w:p>
-              </w:tc>
-              <w:tc>
-                <w:tcPr>
-                  <w:tcW w:w="2270" w:type="dxa"/>
-                </w:tcPr>
-                <w:p>
-                  <w:pPr>
-                    <w:keepNext/>
-                    <w:spacing w:after="60"/>
-                    <w:jc w:val="center"/>
-                  </w:pPr>
-                  <w:r>
-                    <w:rPr>
-                      <w:rFonts w:ascii="Calibri" w:hAnsi="Calibri"/>
-                      <w:sz w:val="20"/>
-                    </w:rPr>
                     <w:t>18 (27%)</w:t>
                   </w:r>
                 </w:p>
               </w:tc>
               <w:tc>
                 <w:tcPr>
-                  <w:tcW w:w="922" w:type="dxa"/>
+                  <w:tcW w:w="1559" w:type="dxa"/>
                 </w:tcPr>
                 <w:p>
                   <w:pPr>
@@ -1714,7 +1594,7 @@
               </w:trPr>
               <w:tc>
                 <w:tcPr>
-                  <w:tcW w:w="3958" w:type="dxa"/>
+                  <w:tcW w:w="2990" w:type="dxa"/>
                 </w:tcPr>
                 <w:p>
                   <w:pPr>
@@ -1732,6 +1612,25 @@
               </w:tc>
               <w:tc>
                 <w:tcPr>
+                  <w:tcW w:w="2852" w:type="dxa"/>
+                </w:tcPr>
+                <w:p>
+                  <w:pPr>
+                    <w:keepNext/>
+                    <w:spacing w:after="60"/>
+                    <w:jc w:val="center"/>
+                  </w:pPr>
+                  <w:r>
+                    <w:rPr>
+                      <w:rFonts w:ascii="Calibri" w:hAnsi="Calibri"/>
+                      <w:sz w:val="20"/>
+                    </w:rPr>
+                    <w:t>24 (12%)</w:t>
+                  </w:r>
+                </w:p>
+              </w:tc>
+              <w:tc>
+                <w:tcPr>
                   <w:tcW w:w="2270" w:type="dxa"/>
                 </w:tcPr>
                 <w:p>
@@ -1745,32 +1644,13 @@
                       <w:rFonts w:ascii="Calibri" w:hAnsi="Calibri"/>
                       <w:sz w:val="20"/>
                     </w:rPr>
-                    <w:t>24 (12%)</w:t>
-                  </w:r>
-                </w:p>
-              </w:tc>
-              <w:tc>
-                <w:tcPr>
-                  <w:tcW w:w="2270" w:type="dxa"/>
-                </w:tcPr>
-                <w:p>
-                  <w:pPr>
-                    <w:keepNext/>
-                    <w:spacing w:after="60"/>
-                    <w:jc w:val="center"/>
-                  </w:pPr>
-                  <w:r>
-                    <w:rPr>
-                      <w:rFonts w:ascii="Calibri" w:hAnsi="Calibri"/>
-                      <w:sz w:val="20"/>
-                    </w:rPr>
                     <w:t>6 (9.1%)</w:t>
                   </w:r>
                 </w:p>
               </w:tc>
               <w:tc>
                 <w:tcPr>
-                  <w:tcW w:w="922" w:type="dxa"/>
+                  <w:tcW w:w="1559" w:type="dxa"/>
                 </w:tcPr>
                 <w:p>
                   <w:pPr>
@@ -1795,7 +1675,7 @@
               </w:trPr>
               <w:tc>
                 <w:tcPr>
-                  <w:tcW w:w="3958" w:type="dxa"/>
+                  <w:tcW w:w="2990" w:type="dxa"/>
                 </w:tcPr>
                 <w:p>
                   <w:pPr>
@@ -1813,6 +1693,25 @@
               </w:tc>
               <w:tc>
                 <w:tcPr>
+                  <w:tcW w:w="2852" w:type="dxa"/>
+                </w:tcPr>
+                <w:p>
+                  <w:pPr>
+                    <w:keepNext/>
+                    <w:spacing w:after="60"/>
+                    <w:jc w:val="center"/>
+                  </w:pPr>
+                  <w:r>
+                    <w:rPr>
+                      <w:rFonts w:ascii="Calibri" w:hAnsi="Calibri"/>
+                      <w:sz w:val="20"/>
+                    </w:rPr>
+                    <w:t>21 (11%)</w:t>
+                  </w:r>
+                </w:p>
+              </w:tc>
+              <w:tc>
+                <w:tcPr>
                   <w:tcW w:w="2270" w:type="dxa"/>
                 </w:tcPr>
                 <w:p>
@@ -1826,32 +1725,13 @@
                       <w:rFonts w:ascii="Calibri" w:hAnsi="Calibri"/>
                       <w:sz w:val="20"/>
                     </w:rPr>
-                    <w:t>21 (11%)</w:t>
-                  </w:r>
-                </w:p>
-              </w:tc>
-              <w:tc>
-                <w:tcPr>
-                  <w:tcW w:w="2270" w:type="dxa"/>
-                </w:tcPr>
-                <w:p>
-                  <w:pPr>
-                    <w:keepNext/>
-                    <w:spacing w:after="60"/>
-                    <w:jc w:val="center"/>
-                  </w:pPr>
-                  <w:r>
-                    <w:rPr>
-                      <w:rFonts w:ascii="Calibri" w:hAnsi="Calibri"/>
-                      <w:sz w:val="20"/>
-                    </w:rPr>
                     <w:t>8 (12%)</w:t>
                   </w:r>
                 </w:p>
               </w:tc>
               <w:tc>
                 <w:tcPr>
-                  <w:tcW w:w="922" w:type="dxa"/>
+                  <w:tcW w:w="1559" w:type="dxa"/>
                 </w:tcPr>
                 <w:p>
                   <w:pPr>
@@ -1876,7 +1756,7 @@
               </w:trPr>
               <w:tc>
                 <w:tcPr>
-                  <w:tcW w:w="3958" w:type="dxa"/>
+                  <w:tcW w:w="2990" w:type="dxa"/>
                 </w:tcPr>
                 <w:p>
                   <w:pPr>
@@ -1894,6 +1774,25 @@
               </w:tc>
               <w:tc>
                 <w:tcPr>
+                  <w:tcW w:w="2852" w:type="dxa"/>
+                </w:tcPr>
+                <w:p>
+                  <w:pPr>
+                    <w:keepNext/>
+                    <w:spacing w:after="60"/>
+                    <w:jc w:val="center"/>
+                  </w:pPr>
+                  <w:r>
+                    <w:rPr>
+                      <w:rFonts w:ascii="Calibri" w:hAnsi="Calibri"/>
+                      <w:sz w:val="20"/>
+                    </w:rPr>
+                    <w:t>22 (11%)</w:t>
+                  </w:r>
+                </w:p>
+              </w:tc>
+              <w:tc>
+                <w:tcPr>
                   <w:tcW w:w="2270" w:type="dxa"/>
                 </w:tcPr>
                 <w:p>
@@ -1907,32 +1806,13 @@
                       <w:rFonts w:ascii="Calibri" w:hAnsi="Calibri"/>
                       <w:sz w:val="20"/>
                     </w:rPr>
-                    <w:t>22 (11%)</w:t>
-                  </w:r>
-                </w:p>
-              </w:tc>
-              <w:tc>
-                <w:tcPr>
-                  <w:tcW w:w="2270" w:type="dxa"/>
-                </w:tcPr>
-                <w:p>
-                  <w:pPr>
-                    <w:keepNext/>
-                    <w:spacing w:after="60"/>
-                    <w:jc w:val="center"/>
-                  </w:pPr>
-                  <w:r>
-                    <w:rPr>
-                      <w:rFonts w:ascii="Calibri" w:hAnsi="Calibri"/>
-                      <w:sz w:val="20"/>
-                    </w:rPr>
                     <w:t>6 (9.1%)</w:t>
                   </w:r>
                 </w:p>
               </w:tc>
               <w:tc>
                 <w:tcPr>
-                  <w:tcW w:w="922" w:type="dxa"/>
+                  <w:tcW w:w="1559" w:type="dxa"/>
                 </w:tcPr>
                 <w:p>
                   <w:pPr>
@@ -1957,7 +1837,7 @@
               </w:trPr>
               <w:tc>
                 <w:tcPr>
-                  <w:tcW w:w="3958" w:type="dxa"/>
+                  <w:tcW w:w="2990" w:type="dxa"/>
                 </w:tcPr>
                 <w:p>
                   <w:pPr>
@@ -1975,6 +1855,25 @@
               </w:tc>
               <w:tc>
                 <w:tcPr>
+                  <w:tcW w:w="2852" w:type="dxa"/>
+                </w:tcPr>
+                <w:p>
+                  <w:pPr>
+                    <w:keepNext/>
+                    <w:spacing w:after="60"/>
+                    <w:jc w:val="center"/>
+                  </w:pPr>
+                  <w:r>
+                    <w:rPr>
+                      <w:rFonts w:ascii="Calibri" w:hAnsi="Calibri"/>
+                      <w:sz w:val="20"/>
+                    </w:rPr>
+                    <w:t>75 (38%)</w:t>
+                  </w:r>
+                </w:p>
+              </w:tc>
+              <w:tc>
+                <w:tcPr>
                   <w:tcW w:w="2270" w:type="dxa"/>
                 </w:tcPr>
                 <w:p>
@@ -1988,32 +1887,13 @@
                       <w:rFonts w:ascii="Calibri" w:hAnsi="Calibri"/>
                       <w:sz w:val="20"/>
                     </w:rPr>
-                    <w:t>75 (38%)</w:t>
-                  </w:r>
-                </w:p>
-              </w:tc>
-              <w:tc>
-                <w:tcPr>
-                  <w:tcW w:w="2270" w:type="dxa"/>
-                </w:tcPr>
-                <w:p>
-                  <w:pPr>
-                    <w:keepNext/>
-                    <w:spacing w:after="60"/>
-                    <w:jc w:val="center"/>
-                  </w:pPr>
-                  <w:r>
-                    <w:rPr>
-                      <w:rFonts w:ascii="Calibri" w:hAnsi="Calibri"/>
-                      <w:sz w:val="20"/>
-                    </w:rPr>
                     <w:t>28 (42%)</w:t>
                   </w:r>
                 </w:p>
               </w:tc>
               <w:tc>
                 <w:tcPr>
-                  <w:tcW w:w="922" w:type="dxa"/>
+                  <w:tcW w:w="1559" w:type="dxa"/>
                 </w:tcPr>
                 <w:p>
                   <w:pPr>
@@ -2038,7 +1918,7 @@
               </w:trPr>
               <w:tc>
                 <w:tcPr>
-                  <w:tcW w:w="3958" w:type="dxa"/>
+                  <w:tcW w:w="2990" w:type="dxa"/>
                 </w:tcPr>
                 <w:p>
                   <w:pPr>
@@ -2058,6 +1938,18 @@
               </w:tc>
               <w:tc>
                 <w:tcPr>
+                  <w:tcW w:w="2852" w:type="dxa"/>
+                </w:tcPr>
+                <w:p>
+                  <w:pPr>
+                    <w:keepNext/>
+                    <w:spacing w:after="60"/>
+                    <w:jc w:val="center"/>
+                  </w:pPr>
+                </w:p>
+              </w:tc>
+              <w:tc>
+                <w:tcPr>
                   <w:tcW w:w="2270" w:type="dxa"/>
                 </w:tcPr>
                 <w:p>
@@ -2070,19 +1962,7 @@
               </w:tc>
               <w:tc>
                 <w:tcPr>
-                  <w:tcW w:w="2270" w:type="dxa"/>
-                </w:tcPr>
-                <w:p>
-                  <w:pPr>
-                    <w:keepNext/>
-                    <w:spacing w:after="60"/>
-                    <w:jc w:val="center"/>
-                  </w:pPr>
-                </w:p>
-              </w:tc>
-              <w:tc>
-                <w:tcPr>
-                  <w:tcW w:w="922" w:type="dxa"/>
+                  <w:tcW w:w="1559" w:type="dxa"/>
                 </w:tcPr>
                 <w:p>
                   <w:pPr>
@@ -2100,7 +1980,7 @@
               </w:trPr>
               <w:tc>
                 <w:tcPr>
-                  <w:tcW w:w="3958" w:type="dxa"/>
+                  <w:tcW w:w="2990" w:type="dxa"/>
                 </w:tcPr>
                 <w:p>
                   <w:pPr>
@@ -2118,6 +1998,25 @@
               </w:tc>
               <w:tc>
                 <w:tcPr>
+                  <w:tcW w:w="2852" w:type="dxa"/>
+                </w:tcPr>
+                <w:p>
+                  <w:pPr>
+                    <w:keepNext/>
+                    <w:spacing w:after="60"/>
+                    <w:jc w:val="center"/>
+                  </w:pPr>
+                  <w:r>
+                    <w:rPr>
+                      <w:rFonts w:ascii="Calibri" w:hAnsi="Calibri"/>
+                      <w:sz w:val="20"/>
+                    </w:rPr>
+                    <w:t>19 (6.7%)</w:t>
+                  </w:r>
+                </w:p>
+              </w:tc>
+              <w:tc>
+                <w:tcPr>
                   <w:tcW w:w="2270" w:type="dxa"/>
                 </w:tcPr>
                 <w:p>
@@ -2131,32 +2030,13 @@
                       <w:rFonts w:ascii="Calibri" w:hAnsi="Calibri"/>
                       <w:sz w:val="20"/>
                     </w:rPr>
-                    <w:t>19 (6.7%)</w:t>
-                  </w:r>
-                </w:p>
-              </w:tc>
-              <w:tc>
-                <w:tcPr>
-                  <w:tcW w:w="2270" w:type="dxa"/>
-                </w:tcPr>
-                <w:p>
-                  <w:pPr>
-                    <w:keepNext/>
-                    <w:spacing w:after="60"/>
-                    <w:jc w:val="center"/>
-                  </w:pPr>
-                  <w:r>
-                    <w:rPr>
-                      <w:rFonts w:ascii="Calibri" w:hAnsi="Calibri"/>
-                      <w:sz w:val="20"/>
-                    </w:rPr>
                     <w:t>2 (2.2%)</w:t>
                   </w:r>
                 </w:p>
               </w:tc>
               <w:tc>
                 <w:tcPr>
-                  <w:tcW w:w="922" w:type="dxa"/>
+                  <w:tcW w:w="1559" w:type="dxa"/>
                 </w:tcPr>
                 <w:p>
                   <w:pPr>
@@ -2181,7 +2061,7 @@
               </w:trPr>
               <w:tc>
                 <w:tcPr>
-                  <w:tcW w:w="3958" w:type="dxa"/>
+                  <w:tcW w:w="2990" w:type="dxa"/>
                 </w:tcPr>
                 <w:p>
                   <w:pPr>
@@ -2199,6 +2079,25 @@
               </w:tc>
               <w:tc>
                 <w:tcPr>
+                  <w:tcW w:w="2852" w:type="dxa"/>
+                </w:tcPr>
+                <w:p>
+                  <w:pPr>
+                    <w:keepNext/>
+                    <w:spacing w:after="60"/>
+                    <w:jc w:val="center"/>
+                  </w:pPr>
+                  <w:r>
+                    <w:rPr>
+                      <w:rFonts w:ascii="Calibri" w:hAnsi="Calibri"/>
+                      <w:sz w:val="20"/>
+                    </w:rPr>
+                    <w:t>1 (0.4%)</w:t>
+                  </w:r>
+                </w:p>
+              </w:tc>
+              <w:tc>
+                <w:tcPr>
                   <w:tcW w:w="2270" w:type="dxa"/>
                 </w:tcPr>
                 <w:p>
@@ -2212,32 +2111,13 @@
                       <w:rFonts w:ascii="Calibri" w:hAnsi="Calibri"/>
                       <w:sz w:val="20"/>
                     </w:rPr>
-                    <w:t>1 (0.4%)</w:t>
-                  </w:r>
-                </w:p>
-              </w:tc>
-              <w:tc>
-                <w:tcPr>
-                  <w:tcW w:w="2270" w:type="dxa"/>
-                </w:tcPr>
-                <w:p>
-                  <w:pPr>
-                    <w:keepNext/>
-                    <w:spacing w:after="60"/>
-                    <w:jc w:val="center"/>
-                  </w:pPr>
-                  <w:r>
-                    <w:rPr>
-                      <w:rFonts w:ascii="Calibri" w:hAnsi="Calibri"/>
-                      <w:sz w:val="20"/>
-                    </w:rPr>
                     <w:t>1 (1.1%)</w:t>
                   </w:r>
                 </w:p>
               </w:tc>
               <w:tc>
                 <w:tcPr>
-                  <w:tcW w:w="922" w:type="dxa"/>
+                  <w:tcW w:w="1559" w:type="dxa"/>
                 </w:tcPr>
                 <w:p>
                   <w:pPr>
@@ -2262,29 +2142,39 @@
               </w:trPr>
               <w:tc>
                 <w:tcPr>
-                  <w:tcW w:w="3958" w:type="dxa"/>
-                </w:tcPr>
-                <w:p>
-                  <w:pPr>
-                    <w:keepNext/>
-                    <w:spacing w:after="60"/>
-                  </w:pPr>
-                  <w:r>
-                    <w:rPr>
-                      <w:rFonts w:ascii="Calibri" w:hAnsi="Calibri"/>
-                      <w:sz w:val="20"/>
-                    </w:rPr>
-                    <w:t xml:space="preserve">    Regional </w:t>
-                  </w:r>
-                  <w:proofErr w:type="spellStart"/>
-                  <w:r>
-                    <w:rPr>
-                      <w:rFonts w:ascii="Calibri" w:hAnsi="Calibri"/>
-                      <w:sz w:val="20"/>
-                    </w:rPr>
-                    <w:t>centre</w:t>
-                  </w:r>
-                  <w:proofErr w:type="spellEnd"/>
+                  <w:tcW w:w="2990" w:type="dxa"/>
+                </w:tcPr>
+                <w:p>
+                  <w:pPr>
+                    <w:keepNext/>
+                    <w:spacing w:after="60"/>
+                  </w:pPr>
+                  <w:r>
+                    <w:rPr>
+                      <w:rFonts w:ascii="Calibri" w:hAnsi="Calibri"/>
+                      <w:sz w:val="20"/>
+                    </w:rPr>
+                    <w:t>    Regional centre</w:t>
+                  </w:r>
+                </w:p>
+              </w:tc>
+              <w:tc>
+                <w:tcPr>
+                  <w:tcW w:w="2852" w:type="dxa"/>
+                </w:tcPr>
+                <w:p>
+                  <w:pPr>
+                    <w:keepNext/>
+                    <w:spacing w:after="60"/>
+                    <w:jc w:val="center"/>
+                  </w:pPr>
+                  <w:r>
+                    <w:rPr>
+                      <w:rFonts w:ascii="Calibri" w:hAnsi="Calibri"/>
+                      <w:sz w:val="20"/>
+                    </w:rPr>
+                    <w:t>2 (0.7%)</w:t>
+                  </w:r>
                 </w:p>
               </w:tc>
               <w:tc>
@@ -2302,32 +2192,13 @@
                       <w:rFonts w:ascii="Calibri" w:hAnsi="Calibri"/>
                       <w:sz w:val="20"/>
                     </w:rPr>
-                    <w:t>2 (0.7%)</w:t>
-                  </w:r>
-                </w:p>
-              </w:tc>
-              <w:tc>
-                <w:tcPr>
-                  <w:tcW w:w="2270" w:type="dxa"/>
-                </w:tcPr>
-                <w:p>
-                  <w:pPr>
-                    <w:keepNext/>
-                    <w:spacing w:after="60"/>
-                    <w:jc w:val="center"/>
-                  </w:pPr>
-                  <w:r>
-                    <w:rPr>
-                      <w:rFonts w:ascii="Calibri" w:hAnsi="Calibri"/>
-                      <w:sz w:val="20"/>
-                    </w:rPr>
                     <w:t>1 (1.1%)</w:t>
                   </w:r>
                 </w:p>
               </w:tc>
               <w:tc>
                 <w:tcPr>
-                  <w:tcW w:w="922" w:type="dxa"/>
+                  <w:tcW w:w="1559" w:type="dxa"/>
                 </w:tcPr>
                 <w:p>
                   <w:pPr>
@@ -2352,25 +2223,43 @@
               </w:trPr>
               <w:tc>
                 <w:tcPr>
-                  <w:tcW w:w="3958" w:type="dxa"/>
-                </w:tcPr>
-                <w:p>
-                  <w:pPr>
-                    <w:keepNext/>
-                    <w:spacing w:after="60"/>
-                  </w:pPr>
-                  <w:r>
-                    <w:rPr>
-                      <w:rFonts w:ascii="Calibri" w:hAnsi="Calibri"/>
-                      <w:sz w:val="20"/>
-                    </w:rPr>
-                    <w:lastRenderedPageBreak/>
+                  <w:tcW w:w="2990" w:type="dxa"/>
+                </w:tcPr>
+                <w:p>
+                  <w:pPr>
+                    <w:keepNext/>
+                    <w:spacing w:after="60"/>
+                  </w:pPr>
+                  <w:r>
+                    <w:rPr>
+                      <w:rFonts w:ascii="Calibri" w:hAnsi="Calibri"/>
+                      <w:sz w:val="20"/>
+                    </w:rPr>
                     <w:t>    Remote community</w:t>
                   </w:r>
                 </w:p>
               </w:tc>
               <w:tc>
                 <w:tcPr>
+                  <w:tcW w:w="2852" w:type="dxa"/>
+                </w:tcPr>
+                <w:p>
+                  <w:pPr>
+                    <w:keepNext/>
+                    <w:spacing w:after="60"/>
+                    <w:jc w:val="center"/>
+                  </w:pPr>
+                  <w:r>
+                    <w:rPr>
+                      <w:rFonts w:ascii="Calibri" w:hAnsi="Calibri"/>
+                      <w:sz w:val="20"/>
+                    </w:rPr>
+                    <w:t>83 (29%)</w:t>
+                  </w:r>
+                </w:p>
+              </w:tc>
+              <w:tc>
+                <w:tcPr>
                   <w:tcW w:w="2270" w:type="dxa"/>
                 </w:tcPr>
                 <w:p>
@@ -2384,32 +2273,13 @@
                       <w:rFonts w:ascii="Calibri" w:hAnsi="Calibri"/>
                       <w:sz w:val="20"/>
                     </w:rPr>
-                    <w:t>83 (29%)</w:t>
-                  </w:r>
-                </w:p>
-              </w:tc>
-              <w:tc>
-                <w:tcPr>
-                  <w:tcW w:w="2270" w:type="dxa"/>
-                </w:tcPr>
-                <w:p>
-                  <w:pPr>
-                    <w:keepNext/>
-                    <w:spacing w:after="60"/>
-                    <w:jc w:val="center"/>
-                  </w:pPr>
-                  <w:r>
-                    <w:rPr>
-                      <w:rFonts w:ascii="Calibri" w:hAnsi="Calibri"/>
-                      <w:sz w:val="20"/>
-                    </w:rPr>
                     <w:t>20 (22%)</w:t>
                   </w:r>
                 </w:p>
               </w:tc>
               <w:tc>
                 <w:tcPr>
-                  <w:tcW w:w="922" w:type="dxa"/>
+                  <w:tcW w:w="1559" w:type="dxa"/>
                 </w:tcPr>
                 <w:p>
                   <w:pPr>
@@ -2434,7 +2304,7 @@
               </w:trPr>
               <w:tc>
                 <w:tcPr>
-                  <w:tcW w:w="3958" w:type="dxa"/>
+                  <w:tcW w:w="2990" w:type="dxa"/>
                 </w:tcPr>
                 <w:p>
                   <w:pPr>
@@ -2452,6 +2322,25 @@
               </w:tc>
               <w:tc>
                 <w:tcPr>
+                  <w:tcW w:w="2852" w:type="dxa"/>
+                </w:tcPr>
+                <w:p>
+                  <w:pPr>
+                    <w:keepNext/>
+                    <w:spacing w:after="60"/>
+                    <w:jc w:val="center"/>
+                  </w:pPr>
+                  <w:r>
+                    <w:rPr>
+                      <w:rFonts w:ascii="Calibri" w:hAnsi="Calibri"/>
+                      <w:sz w:val="20"/>
+                    </w:rPr>
+                    <w:t>91 (32%)</w:t>
+                  </w:r>
+                </w:p>
+              </w:tc>
+              <w:tc>
+                <w:tcPr>
                   <w:tcW w:w="2270" w:type="dxa"/>
                 </w:tcPr>
                 <w:p>
@@ -2465,32 +2354,13 @@
                       <w:rFonts w:ascii="Calibri" w:hAnsi="Calibri"/>
                       <w:sz w:val="20"/>
                     </w:rPr>
-                    <w:t>91 (32%)</w:t>
-                  </w:r>
-                </w:p>
-              </w:tc>
-              <w:tc>
-                <w:tcPr>
-                  <w:tcW w:w="2270" w:type="dxa"/>
-                </w:tcPr>
-                <w:p>
-                  <w:pPr>
-                    <w:keepNext/>
-                    <w:spacing w:after="60"/>
-                    <w:jc w:val="center"/>
-                  </w:pPr>
-                  <w:r>
-                    <w:rPr>
-                      <w:rFonts w:ascii="Calibri" w:hAnsi="Calibri"/>
-                      <w:sz w:val="20"/>
-                    </w:rPr>
                     <w:t>30 (33%)</w:t>
                   </w:r>
                 </w:p>
               </w:tc>
               <w:tc>
                 <w:tcPr>
-                  <w:tcW w:w="922" w:type="dxa"/>
+                  <w:tcW w:w="1559" w:type="dxa"/>
                 </w:tcPr>
                 <w:p>
                   <w:pPr>
@@ -2515,24 +2385,44 @@
               </w:trPr>
               <w:tc>
                 <w:tcPr>
-                  <w:tcW w:w="3958" w:type="dxa"/>
-                </w:tcPr>
-                <w:p>
-                  <w:pPr>
-                    <w:keepNext/>
-                    <w:spacing w:after="60"/>
-                  </w:pPr>
-                  <w:r>
-                    <w:rPr>
-                      <w:rFonts w:ascii="Calibri" w:hAnsi="Calibri"/>
-                      <w:sz w:val="20"/>
-                    </w:rPr>
+                  <w:tcW w:w="2990" w:type="dxa"/>
+                </w:tcPr>
+                <w:p>
+                  <w:pPr>
+                    <w:keepNext/>
+                    <w:spacing w:after="60"/>
+                  </w:pPr>
+                  <w:r>
+                    <w:rPr>
+                      <w:rFonts w:ascii="Calibri" w:hAnsi="Calibri"/>
+                      <w:sz w:val="20"/>
+                    </w:rPr>
+                    <w:lastRenderedPageBreak/>
                     <w:t>    Very remote community</w:t>
                   </w:r>
                 </w:p>
               </w:tc>
               <w:tc>
                 <w:tcPr>
+                  <w:tcW w:w="2852" w:type="dxa"/>
+                </w:tcPr>
+                <w:p>
+                  <w:pPr>
+                    <w:keepNext/>
+                    <w:spacing w:after="60"/>
+                    <w:jc w:val="center"/>
+                  </w:pPr>
+                  <w:r>
+                    <w:rPr>
+                      <w:rFonts w:ascii="Calibri" w:hAnsi="Calibri"/>
+                      <w:sz w:val="20"/>
+                    </w:rPr>
+                    <w:t>89 (31%)</w:t>
+                  </w:r>
+                </w:p>
+              </w:tc>
+              <w:tc>
+                <w:tcPr>
                   <w:tcW w:w="2270" w:type="dxa"/>
                 </w:tcPr>
                 <w:p>
@@ -2546,32 +2436,13 @@
                       <w:rFonts w:ascii="Calibri" w:hAnsi="Calibri"/>
                       <w:sz w:val="20"/>
                     </w:rPr>
-                    <w:t>89 (31%)</w:t>
-                  </w:r>
-                </w:p>
-              </w:tc>
-              <w:tc>
-                <w:tcPr>
-                  <w:tcW w:w="2270" w:type="dxa"/>
-                </w:tcPr>
-                <w:p>
-                  <w:pPr>
-                    <w:keepNext/>
-                    <w:spacing w:after="60"/>
-                    <w:jc w:val="center"/>
-                  </w:pPr>
-                  <w:r>
-                    <w:rPr>
-                      <w:rFonts w:ascii="Calibri" w:hAnsi="Calibri"/>
-                      <w:sz w:val="20"/>
-                    </w:rPr>
                     <w:t>38 (41%)</w:t>
                   </w:r>
                 </w:p>
               </w:tc>
               <w:tc>
                 <w:tcPr>
-                  <w:tcW w:w="922" w:type="dxa"/>
+                  <w:tcW w:w="1559" w:type="dxa"/>
                 </w:tcPr>
                 <w:p>
                   <w:pPr>
@@ -2596,7 +2467,7 @@
               </w:trPr>
               <w:tc>
                 <w:tcPr>
-                  <w:tcW w:w="3958" w:type="dxa"/>
+                  <w:tcW w:w="2990" w:type="dxa"/>
                 </w:tcPr>
                 <w:p>
                   <w:pPr>
@@ -2616,6 +2487,25 @@
               </w:tc>
               <w:tc>
                 <w:tcPr>
+                  <w:tcW w:w="2852" w:type="dxa"/>
+                </w:tcPr>
+                <w:p>
+                  <w:pPr>
+                    <w:keepNext/>
+                    <w:spacing w:after="60"/>
+                    <w:jc w:val="center"/>
+                  </w:pPr>
+                  <w:r>
+                    <w:rPr>
+                      <w:rFonts w:ascii="Calibri" w:hAnsi="Calibri"/>
+                      <w:sz w:val="20"/>
+                    </w:rPr>
+                    <w:t>5.0 (3.0, 7.0)</w:t>
+                  </w:r>
+                </w:p>
+              </w:tc>
+              <w:tc>
+                <w:tcPr>
                   <w:tcW w:w="2270" w:type="dxa"/>
                 </w:tcPr>
                 <w:p>
@@ -2635,26 +2525,7 @@
               </w:tc>
               <w:tc>
                 <w:tcPr>
-                  <w:tcW w:w="2270" w:type="dxa"/>
-                </w:tcPr>
-                <w:p>
-                  <w:pPr>
-                    <w:keepNext/>
-                    <w:spacing w:after="60"/>
-                    <w:jc w:val="center"/>
-                  </w:pPr>
-                  <w:r>
-                    <w:rPr>
-                      <w:rFonts w:ascii="Calibri" w:hAnsi="Calibri"/>
-                      <w:sz w:val="20"/>
-                    </w:rPr>
-                    <w:t>5.0 (3.0, 7.0)</w:t>
-                  </w:r>
-                </w:p>
-              </w:tc>
-              <w:tc>
-                <w:tcPr>
-                  <w:tcW w:w="922" w:type="dxa"/>
+                  <w:tcW w:w="1559" w:type="dxa"/>
                 </w:tcPr>
                 <w:p>
                   <w:pPr>
@@ -2679,7 +2550,7 @@
               </w:trPr>
               <w:tc>
                 <w:tcPr>
-                  <w:tcW w:w="3958" w:type="dxa"/>
+                  <w:tcW w:w="2990" w:type="dxa"/>
                 </w:tcPr>
                 <w:p>
                   <w:pPr>
@@ -2699,6 +2570,25 @@
               </w:tc>
               <w:tc>
                 <w:tcPr>
+                  <w:tcW w:w="2852" w:type="dxa"/>
+                </w:tcPr>
+                <w:p>
+                  <w:pPr>
+                    <w:keepNext/>
+                    <w:spacing w:after="60"/>
+                    <w:jc w:val="center"/>
+                  </w:pPr>
+                  <w:r>
+                    <w:rPr>
+                      <w:rFonts w:ascii="Calibri" w:hAnsi="Calibri"/>
+                      <w:sz w:val="20"/>
+                    </w:rPr>
+                    <w:t>18.0 (15.0, 21.0)</w:t>
+                  </w:r>
+                </w:p>
+              </w:tc>
+              <w:tc>
+                <w:tcPr>
                   <w:tcW w:w="2270" w:type="dxa"/>
                 </w:tcPr>
                 <w:p>
@@ -2718,26 +2608,7 @@
               </w:tc>
               <w:tc>
                 <w:tcPr>
-                  <w:tcW w:w="2270" w:type="dxa"/>
-                </w:tcPr>
-                <w:p>
-                  <w:pPr>
-                    <w:keepNext/>
-                    <w:spacing w:after="60"/>
-                    <w:jc w:val="center"/>
-                  </w:pPr>
-                  <w:r>
-                    <w:rPr>
-                      <w:rFonts w:ascii="Calibri" w:hAnsi="Calibri"/>
-                      <w:sz w:val="20"/>
-                    </w:rPr>
-                    <w:t>18.0 (15.0, 21.0)</w:t>
-                  </w:r>
-                </w:p>
-              </w:tc>
-              <w:tc>
-                <w:tcPr>
-                  <w:tcW w:w="922" w:type="dxa"/>
+                  <w:tcW w:w="1559" w:type="dxa"/>
                 </w:tcPr>
                 <w:p>
                   <w:pPr>
@@ -2762,7 +2633,7 @@
               </w:trPr>
               <w:tc>
                 <w:tcPr>
-                  <w:tcW w:w="3958" w:type="dxa"/>
+                  <w:tcW w:w="2990" w:type="dxa"/>
                 </w:tcPr>
                 <w:p>
                   <w:pPr>
@@ -2780,6 +2651,25 @@
               </w:tc>
               <w:tc>
                 <w:tcPr>
+                  <w:tcW w:w="2852" w:type="dxa"/>
+                </w:tcPr>
+                <w:p>
+                  <w:pPr>
+                    <w:keepNext/>
+                    <w:spacing w:after="60"/>
+                    <w:jc w:val="center"/>
+                  </w:pPr>
+                  <w:r>
+                    <w:rPr>
+                      <w:rFonts w:ascii="Calibri" w:hAnsi="Calibri"/>
+                      <w:sz w:val="20"/>
+                    </w:rPr>
+                    <w:t>38 (31, 50)</w:t>
+                  </w:r>
+                </w:p>
+              </w:tc>
+              <w:tc>
+                <w:tcPr>
                   <w:tcW w:w="2270" w:type="dxa"/>
                 </w:tcPr>
                 <w:p>
@@ -2793,32 +2683,13 @@
                       <w:rFonts w:ascii="Calibri" w:hAnsi="Calibri"/>
                       <w:sz w:val="20"/>
                     </w:rPr>
-                    <w:t>38 (31, 50)</w:t>
-                  </w:r>
-                </w:p>
-              </w:tc>
-              <w:tc>
-                <w:tcPr>
-                  <w:tcW w:w="2270" w:type="dxa"/>
-                </w:tcPr>
-                <w:p>
-                  <w:pPr>
-                    <w:keepNext/>
-                    <w:spacing w:after="60"/>
-                    <w:jc w:val="center"/>
-                  </w:pPr>
-                  <w:r>
-                    <w:rPr>
-                      <w:rFonts w:ascii="Calibri" w:hAnsi="Calibri"/>
-                      <w:sz w:val="20"/>
-                    </w:rPr>
                     <w:t>38 (25, 47)</w:t>
                   </w:r>
                 </w:p>
               </w:tc>
               <w:tc>
                 <w:tcPr>
-                  <w:tcW w:w="922" w:type="dxa"/>
+                  <w:tcW w:w="1559" w:type="dxa"/>
                 </w:tcPr>
                 <w:p>
                   <w:pPr>
@@ -2843,7 +2714,7 @@
               </w:trPr>
               <w:tc>
                 <w:tcPr>
-                  <w:tcW w:w="3958" w:type="dxa"/>
+                  <w:tcW w:w="2990" w:type="dxa"/>
                 </w:tcPr>
                 <w:p>
                   <w:pPr>
@@ -2861,6 +2732,25 @@
               </w:tc>
               <w:tc>
                 <w:tcPr>
+                  <w:tcW w:w="2852" w:type="dxa"/>
+                </w:tcPr>
+                <w:p>
+                  <w:pPr>
+                    <w:keepNext/>
+                    <w:spacing w:after="60"/>
+                    <w:jc w:val="center"/>
+                  </w:pPr>
+                  <w:r>
+                    <w:rPr>
+                      <w:rFonts w:ascii="Calibri" w:hAnsi="Calibri"/>
+                      <w:sz w:val="20"/>
+                    </w:rPr>
+                    <w:t>30 (23, 35)</w:t>
+                  </w:r>
+                </w:p>
+              </w:tc>
+              <w:tc>
+                <w:tcPr>
                   <w:tcW w:w="2270" w:type="dxa"/>
                 </w:tcPr>
                 <w:p>
@@ -2874,32 +2764,13 @@
                       <w:rFonts w:ascii="Calibri" w:hAnsi="Calibri"/>
                       <w:sz w:val="20"/>
                     </w:rPr>
-                    <w:t>30 (23, 35)</w:t>
-                  </w:r>
-                </w:p>
-              </w:tc>
-              <w:tc>
-                <w:tcPr>
-                  <w:tcW w:w="2270" w:type="dxa"/>
-                </w:tcPr>
-                <w:p>
-                  <w:pPr>
-                    <w:keepNext/>
-                    <w:spacing w:after="60"/>
-                    <w:jc w:val="center"/>
-                  </w:pPr>
-                  <w:r>
-                    <w:rPr>
-                      <w:rFonts w:ascii="Calibri" w:hAnsi="Calibri"/>
-                      <w:sz w:val="20"/>
-                    </w:rPr>
                     <w:t>29 (23, 34)</w:t>
                   </w:r>
                 </w:p>
               </w:tc>
               <w:tc>
                 <w:tcPr>
-                  <w:tcW w:w="922" w:type="dxa"/>
+                  <w:tcW w:w="1559" w:type="dxa"/>
                 </w:tcPr>
                 <w:p>
                   <w:pPr>
@@ -2924,7 +2795,7 @@
               </w:trPr>
               <w:tc>
                 <w:tcPr>
-                  <w:tcW w:w="3958" w:type="dxa"/>
+                  <w:tcW w:w="2990" w:type="dxa"/>
                 </w:tcPr>
                 <w:p>
                   <w:pPr>
@@ -2942,6 +2813,25 @@
               </w:tc>
               <w:tc>
                 <w:tcPr>
+                  <w:tcW w:w="2852" w:type="dxa"/>
+                </w:tcPr>
+                <w:p>
+                  <w:pPr>
+                    <w:keepNext/>
+                    <w:spacing w:after="60"/>
+                    <w:jc w:val="center"/>
+                  </w:pPr>
+                  <w:r>
+                    <w:rPr>
+                      <w:rFonts w:ascii="Calibri" w:hAnsi="Calibri"/>
+                      <w:sz w:val="20"/>
+                    </w:rPr>
+                    <w:t>58 (50, 62)</w:t>
+                  </w:r>
+                </w:p>
+              </w:tc>
+              <w:tc>
+                <w:tcPr>
                   <w:tcW w:w="2270" w:type="dxa"/>
                 </w:tcPr>
                 <w:p>
@@ -2955,32 +2845,13 @@
                       <w:rFonts w:ascii="Calibri" w:hAnsi="Calibri"/>
                       <w:sz w:val="20"/>
                     </w:rPr>
-                    <w:t>58 (50, 62)</w:t>
-                  </w:r>
-                </w:p>
-              </w:tc>
-              <w:tc>
-                <w:tcPr>
-                  <w:tcW w:w="2270" w:type="dxa"/>
-                </w:tcPr>
-                <w:p>
-                  <w:pPr>
-                    <w:keepNext/>
-                    <w:spacing w:after="60"/>
-                    <w:jc w:val="center"/>
-                  </w:pPr>
-                  <w:r>
-                    <w:rPr>
-                      <w:rFonts w:ascii="Calibri" w:hAnsi="Calibri"/>
-                      <w:sz w:val="20"/>
-                    </w:rPr>
                     <w:t>59 (50, 63)</w:t>
                   </w:r>
                 </w:p>
               </w:tc>
               <w:tc>
                 <w:tcPr>
-                  <w:tcW w:w="922" w:type="dxa"/>
+                  <w:tcW w:w="1559" w:type="dxa"/>
                 </w:tcPr>
                 <w:p>
                   <w:pPr>
@@ -3005,7 +2876,7 @@
               </w:trPr>
               <w:tc>
                 <w:tcPr>
-                  <w:tcW w:w="3958" w:type="dxa"/>
+                  <w:tcW w:w="2990" w:type="dxa"/>
                 </w:tcPr>
                 <w:p>
                   <w:pPr>
@@ -3025,6 +2896,18 @@
               </w:tc>
               <w:tc>
                 <w:tcPr>
+                  <w:tcW w:w="2852" w:type="dxa"/>
+                </w:tcPr>
+                <w:p>
+                  <w:pPr>
+                    <w:keepNext/>
+                    <w:spacing w:after="60"/>
+                    <w:jc w:val="center"/>
+                  </w:pPr>
+                </w:p>
+              </w:tc>
+              <w:tc>
+                <w:tcPr>
                   <w:tcW w:w="2270" w:type="dxa"/>
                 </w:tcPr>
                 <w:p>
@@ -3037,19 +2920,7 @@
               </w:tc>
               <w:tc>
                 <w:tcPr>
-                  <w:tcW w:w="2270" w:type="dxa"/>
-                </w:tcPr>
-                <w:p>
-                  <w:pPr>
-                    <w:keepNext/>
-                    <w:spacing w:after="60"/>
-                    <w:jc w:val="center"/>
-                  </w:pPr>
-                </w:p>
-              </w:tc>
-              <w:tc>
-                <w:tcPr>
-                  <w:tcW w:w="922" w:type="dxa"/>
+                  <w:tcW w:w="1559" w:type="dxa"/>
                 </w:tcPr>
                 <w:p>
                   <w:pPr>
@@ -3067,7 +2938,7 @@
               </w:trPr>
               <w:tc>
                 <w:tcPr>
-                  <w:tcW w:w="3958" w:type="dxa"/>
+                  <w:tcW w:w="2990" w:type="dxa"/>
                 </w:tcPr>
                 <w:p>
                   <w:pPr>
@@ -3085,6 +2956,25 @@
               </w:tc>
               <w:tc>
                 <w:tcPr>
+                  <w:tcW w:w="2852" w:type="dxa"/>
+                </w:tcPr>
+                <w:p>
+                  <w:pPr>
+                    <w:keepNext/>
+                    <w:spacing w:after="60"/>
+                    <w:jc w:val="center"/>
+                  </w:pPr>
+                  <w:r>
+                    <w:rPr>
+                      <w:rFonts w:ascii="Calibri" w:hAnsi="Calibri"/>
+                      <w:sz w:val="20"/>
+                    </w:rPr>
+                    <w:t>3 (1.0%)</w:t>
+                  </w:r>
+                </w:p>
+              </w:tc>
+              <w:tc>
+                <w:tcPr>
                   <w:tcW w:w="2270" w:type="dxa"/>
                 </w:tcPr>
                 <w:p>
@@ -3098,32 +2988,13 @@
                       <w:rFonts w:ascii="Calibri" w:hAnsi="Calibri"/>
                       <w:sz w:val="20"/>
                     </w:rPr>
-                    <w:t>3 (1.0%)</w:t>
-                  </w:r>
-                </w:p>
-              </w:tc>
-              <w:tc>
-                <w:tcPr>
-                  <w:tcW w:w="2270" w:type="dxa"/>
-                </w:tcPr>
-                <w:p>
-                  <w:pPr>
-                    <w:keepNext/>
-                    <w:spacing w:after="60"/>
-                    <w:jc w:val="center"/>
-                  </w:pPr>
-                  <w:r>
-                    <w:rPr>
-                      <w:rFonts w:ascii="Calibri" w:hAnsi="Calibri"/>
-                      <w:sz w:val="20"/>
-                    </w:rPr>
                     <w:t>3 (3.3%)</w:t>
                   </w:r>
                 </w:p>
               </w:tc>
               <w:tc>
                 <w:tcPr>
-                  <w:tcW w:w="922" w:type="dxa"/>
+                  <w:tcW w:w="1559" w:type="dxa"/>
                 </w:tcPr>
                 <w:p>
                   <w:pPr>
@@ -3148,29 +3019,39 @@
               </w:trPr>
               <w:tc>
                 <w:tcPr>
-                  <w:tcW w:w="3958" w:type="dxa"/>
-                </w:tcPr>
-                <w:p>
-                  <w:pPr>
-                    <w:keepNext/>
-                    <w:spacing w:after="60"/>
-                  </w:pPr>
-                  <w:r>
-                    <w:rPr>
-                      <w:rFonts w:ascii="Calibri" w:hAnsi="Calibri"/>
-                      <w:sz w:val="20"/>
-                    </w:rPr>
-                    <w:t xml:space="preserve">    No further </w:t>
-                  </w:r>
-                  <w:proofErr w:type="spellStart"/>
-                  <w:r>
-                    <w:rPr>
-                      <w:rFonts w:ascii="Calibri" w:hAnsi="Calibri"/>
-                      <w:sz w:val="20"/>
-                    </w:rPr>
-                    <w:t>followup</w:t>
-                  </w:r>
-                  <w:proofErr w:type="spellEnd"/>
+                  <w:tcW w:w="2990" w:type="dxa"/>
+                </w:tcPr>
+                <w:p>
+                  <w:pPr>
+                    <w:keepNext/>
+                    <w:spacing w:after="60"/>
+                  </w:pPr>
+                  <w:r>
+                    <w:rPr>
+                      <w:rFonts w:ascii="Calibri" w:hAnsi="Calibri"/>
+                      <w:sz w:val="20"/>
+                    </w:rPr>
+                    <w:t>    No further followup</w:t>
+                  </w:r>
+                </w:p>
+              </w:tc>
+              <w:tc>
+                <w:tcPr>
+                  <w:tcW w:w="2852" w:type="dxa"/>
+                </w:tcPr>
+                <w:p>
+                  <w:pPr>
+                    <w:keepNext/>
+                    <w:spacing w:after="60"/>
+                    <w:jc w:val="center"/>
+                  </w:pPr>
+                  <w:r>
+                    <w:rPr>
+                      <w:rFonts w:ascii="Calibri" w:hAnsi="Calibri"/>
+                      <w:sz w:val="20"/>
+                    </w:rPr>
+                    <w:t>1 (0.3%)</w:t>
+                  </w:r>
                 </w:p>
               </w:tc>
               <w:tc>
@@ -3188,32 +3069,13 @@
                       <w:rFonts w:ascii="Calibri" w:hAnsi="Calibri"/>
                       <w:sz w:val="20"/>
                     </w:rPr>
-                    <w:t>1 (0.3%)</w:t>
-                  </w:r>
-                </w:p>
-              </w:tc>
-              <w:tc>
-                <w:tcPr>
-                  <w:tcW w:w="2270" w:type="dxa"/>
-                </w:tcPr>
-                <w:p>
-                  <w:pPr>
-                    <w:keepNext/>
-                    <w:spacing w:after="60"/>
-                    <w:jc w:val="center"/>
-                  </w:pPr>
-                  <w:r>
-                    <w:rPr>
-                      <w:rFonts w:ascii="Calibri" w:hAnsi="Calibri"/>
-                      <w:sz w:val="20"/>
-                    </w:rPr>
                     <w:t>1 (1.1%)</w:t>
                   </w:r>
                 </w:p>
               </w:tc>
               <w:tc>
                 <w:tcPr>
-                  <w:tcW w:w="922" w:type="dxa"/>
+                  <w:tcW w:w="1559" w:type="dxa"/>
                 </w:tcPr>
                 <w:p>
                   <w:pPr>
@@ -3238,7 +3100,7 @@
               </w:trPr>
               <w:tc>
                 <w:tcPr>
-                  <w:tcW w:w="3958" w:type="dxa"/>
+                  <w:tcW w:w="2990" w:type="dxa"/>
                 </w:tcPr>
                 <w:p>
                   <w:pPr>
@@ -3256,6 +3118,25 @@
               </w:tc>
               <w:tc>
                 <w:tcPr>
+                  <w:tcW w:w="2852" w:type="dxa"/>
+                </w:tcPr>
+                <w:p>
+                  <w:pPr>
+                    <w:keepNext/>
+                    <w:spacing w:after="60"/>
+                    <w:jc w:val="center"/>
+                  </w:pPr>
+                  <w:r>
+                    <w:rPr>
+                      <w:rFonts w:ascii="Calibri" w:hAnsi="Calibri"/>
+                      <w:sz w:val="20"/>
+                    </w:rPr>
+                    <w:t>296 (99%)</w:t>
+                  </w:r>
+                </w:p>
+              </w:tc>
+              <w:tc>
+                <w:tcPr>
                   <w:tcW w:w="2270" w:type="dxa"/>
                 </w:tcPr>
                 <w:p>
@@ -3269,32 +3150,13 @@
                       <w:rFonts w:ascii="Calibri" w:hAnsi="Calibri"/>
                       <w:sz w:val="20"/>
                     </w:rPr>
-                    <w:t>296 (99%)</w:t>
-                  </w:r>
-                </w:p>
-              </w:tc>
-              <w:tc>
-                <w:tcPr>
-                  <w:tcW w:w="2270" w:type="dxa"/>
-                </w:tcPr>
-                <w:p>
-                  <w:pPr>
-                    <w:keepNext/>
-                    <w:spacing w:after="60"/>
-                    <w:jc w:val="center"/>
-                  </w:pPr>
-                  <w:r>
-                    <w:rPr>
-                      <w:rFonts w:ascii="Calibri" w:hAnsi="Calibri"/>
-                      <w:sz w:val="20"/>
-                    </w:rPr>
                     <w:t>88 (96%)</w:t>
                   </w:r>
                 </w:p>
               </w:tc>
               <w:tc>
                 <w:tcPr>
-                  <w:tcW w:w="922" w:type="dxa"/>
+                  <w:tcW w:w="1559" w:type="dxa"/>
                 </w:tcPr>
                 <w:p>
                   <w:pPr>
@@ -3319,7 +3181,7 @@
               </w:trPr>
               <w:tc>
                 <w:tcPr>
-                  <w:tcW w:w="3958" w:type="dxa"/>
+                  <w:tcW w:w="2990" w:type="dxa"/>
                 </w:tcPr>
                 <w:p>
                   <w:pPr>
@@ -3339,6 +3201,25 @@
               </w:tc>
               <w:tc>
                 <w:tcPr>
+                  <w:tcW w:w="2852" w:type="dxa"/>
+                </w:tcPr>
+                <w:p>
+                  <w:pPr>
+                    <w:keepNext/>
+                    <w:spacing w:after="60"/>
+                    <w:jc w:val="center"/>
+                  </w:pPr>
+                  <w:r>
+                    <w:rPr>
+                      <w:rFonts w:ascii="Calibri" w:hAnsi="Calibri"/>
+                      <w:sz w:val="20"/>
+                    </w:rPr>
+                    <w:t>2021-09-27 - 2025-11-10</w:t>
+                  </w:r>
+                </w:p>
+              </w:tc>
+              <w:tc>
+                <w:tcPr>
                   <w:tcW w:w="2270" w:type="dxa"/>
                 </w:tcPr>
                 <w:p>
@@ -3352,32 +3233,13 @@
                       <w:rFonts w:ascii="Calibri" w:hAnsi="Calibri"/>
                       <w:sz w:val="20"/>
                     </w:rPr>
-                    <w:t>2021-09-27 - 2025-11-10</w:t>
-                  </w:r>
-                </w:p>
-              </w:tc>
-              <w:tc>
-                <w:tcPr>
-                  <w:tcW w:w="2270" w:type="dxa"/>
-                </w:tcPr>
-                <w:p>
-                  <w:pPr>
-                    <w:keepNext/>
-                    <w:spacing w:after="60"/>
-                    <w:jc w:val="center"/>
-                  </w:pPr>
-                  <w:r>
-                    <w:rPr>
-                      <w:rFonts w:ascii="Calibri" w:hAnsi="Calibri"/>
-                      <w:sz w:val="20"/>
-                    </w:rPr>
                     <w:t>2021-09-27 - 2022-11-02</w:t>
                   </w:r>
                 </w:p>
               </w:tc>
               <w:tc>
                 <w:tcPr>
-                  <w:tcW w:w="922" w:type="dxa"/>
+                  <w:tcW w:w="1559" w:type="dxa"/>
                 </w:tcPr>
                 <w:p>
                   <w:pPr>
@@ -3402,7 +3264,7 @@
               </w:trPr>
               <w:tc>
                 <w:tcPr>
-                  <w:tcW w:w="9420" w:type="dxa"/>
+                  <w:tcW w:w="9676" w:type="dxa"/>
                   <w:gridSpan w:val="4"/>
                 </w:tcPr>
                 <w:p>
@@ -3443,14 +3305,14 @@
       <w:pPr>
         <w:pStyle w:val="Heading1"/>
       </w:pPr>
-      <w:bookmarkStart w:id="13" w:name="_Toc224476236"/>
-      <w:bookmarkStart w:id="14" w:name="complications"/>
-      <w:bookmarkEnd w:id="11"/>
+      <w:bookmarkStart w:id="13" w:name="complications"/>
+      <w:bookmarkStart w:id="14" w:name="_Toc224653083"/>
+      <w:bookmarkEnd w:id="10"/>
       <w:r>
         <w:lastRenderedPageBreak/>
         <w:t>5. Complications</w:t>
       </w:r>
-      <w:bookmarkEnd w:id="13"/>
+      <w:bookmarkEnd w:id="14"/>
     </w:p>
     <w:tbl>
       <w:tblPr>
@@ -4228,14 +4090,14 @@
       <w:pPr>
         <w:pStyle w:val="Heading1"/>
       </w:pPr>
-      <w:bookmarkStart w:id="16" w:name="_Toc224476237"/>
-      <w:bookmarkStart w:id="17" w:name="patient-reported-outcomes"/>
-      <w:bookmarkEnd w:id="14"/>
+      <w:bookmarkStart w:id="16" w:name="patient-reported-outcomes"/>
+      <w:bookmarkStart w:id="17" w:name="_Toc224653084"/>
+      <w:bookmarkEnd w:id="13"/>
       <w:r>
         <w:lastRenderedPageBreak/>
         <w:t>6. Patient reported outcomes</w:t>
       </w:r>
-      <w:bookmarkEnd w:id="16"/>
+      <w:bookmarkEnd w:id="17"/>
     </w:p>
     <w:p>
       <w:pPr>
@@ -4246,7 +4108,7 @@
           <w:noProof/>
         </w:rPr>
         <w:drawing>
-          <wp:inline distT="0" distB="0" distL="0" distR="0" wp14:anchorId="4BECCC06" wp14:editId="565BD4E6">
+          <wp:inline distT="0" distB="0" distL="0" distR="0" wp14:anchorId="39DE881F" wp14:editId="2918ECA6">
             <wp:extent cx="4620126" cy="3696101"/>
             <wp:effectExtent l="0" t="0" r="0" b="0"/>
             <wp:docPr id="41" name="Picture"/>
@@ -4293,15 +4155,7 @@
         <w:pStyle w:val="BodyText"/>
       </w:pPr>
       <w:r>
-        <w:t xml:space="preserve">Ran a multinomial logistic model to assess differences in kneeling difficulty at 6months </w:t>
-      </w:r>
-      <w:proofErr w:type="spellStart"/>
-      <w:r>
-        <w:t>followup</w:t>
-      </w:r>
-      <w:proofErr w:type="spellEnd"/>
-      <w:r>
-        <w:t xml:space="preserve"> before vs after introduction of flex bearing</w:t>
+        <w:t>Ran a multinomial logistic model to assess differences in kneeling difficulty at 6months followup before vs after introduction of flex bearing</w:t>
       </w:r>
     </w:p>
     <w:tbl>
@@ -4825,7 +4679,7 @@
               </w:rPr>
               <w:lastRenderedPageBreak/>
               <w:drawing>
-                <wp:inline distT="0" distB="0" distL="0" distR="0" wp14:anchorId="1C0369C7" wp14:editId="49FDB230">
+                <wp:inline distT="0" distB="0" distL="0" distR="0" wp14:anchorId="3C3B588C" wp14:editId="4BC0CE32">
                   <wp:extent cx="5334000" cy="4667249"/>
                   <wp:effectExtent l="0" t="0" r="0" b="0"/>
                   <wp:docPr id="45" name="Picture"/>
@@ -4873,23 +4727,7 @@
               <w:spacing w:before="200"/>
             </w:pPr>
             <w:r>
-              <w:t xml:space="preserve">Figure 3: Response patterns of kneeling and </w:t>
-            </w:r>
-            <w:proofErr w:type="gramStart"/>
-            <w:r>
-              <w:t>daily living</w:t>
-            </w:r>
-            <w:proofErr w:type="gramEnd"/>
-            <w:r>
-              <w:t xml:space="preserve"> difficulty </w:t>
-            </w:r>
-            <w:proofErr w:type="gramStart"/>
-            <w:r>
-              <w:t>at 6</w:t>
-            </w:r>
-            <w:proofErr w:type="gramEnd"/>
-            <w:r>
-              <w:t>months before vs after introduction of flex bearing</w:t>
+              <w:t>Figure 3: Response patterns of kneeling and daily living difficulty at 6months before vs after introduction of cr bearing</w:t>
             </w:r>
           </w:p>
         </w:tc>
@@ -4898,124 +4736,54 @@
     </w:tbl>
     <w:p>
       <w:pPr>
-        <w:pStyle w:val="SourceCode"/>
+        <w:pStyle w:val="BodyText"/>
       </w:pPr>
       <w:r>
         <w:rPr>
-          <w:rStyle w:val="VerbatimChar"/>
+          <w:noProof/>
         </w:rPr>
-        <w:t># weights:  25 (16 variable)</w:t>
-      </w:r>
-      <w:r>
-        <w:br/>
-      </w:r>
-      <w:proofErr w:type="gramStart"/>
-      <w:r>
-        <w:rPr>
-          <w:rStyle w:val="VerbatimChar"/>
-        </w:rPr>
-        <w:t>initial  value</w:t>
-      </w:r>
-      <w:proofErr w:type="gramEnd"/>
-      <w:r>
-        <w:rPr>
-          <w:rStyle w:val="VerbatimChar"/>
-        </w:rPr>
-        <w:t xml:space="preserve"> 294.527138 </w:t>
-      </w:r>
-      <w:r>
-        <w:br/>
-      </w:r>
-      <w:proofErr w:type="gramStart"/>
-      <w:r>
-        <w:rPr>
-          <w:rStyle w:val="VerbatimChar"/>
-        </w:rPr>
-        <w:t>iter  10</w:t>
-      </w:r>
-      <w:proofErr w:type="gramEnd"/>
-      <w:r>
-        <w:rPr>
-          <w:rStyle w:val="VerbatimChar"/>
-        </w:rPr>
-        <w:t xml:space="preserve"> value 218.268218</w:t>
-      </w:r>
-      <w:r>
-        <w:br/>
-      </w:r>
-      <w:proofErr w:type="gramStart"/>
-      <w:r>
-        <w:rPr>
-          <w:rStyle w:val="VerbatimChar"/>
-        </w:rPr>
-        <w:t>iter  20</w:t>
-      </w:r>
-      <w:proofErr w:type="gramEnd"/>
-      <w:r>
-        <w:rPr>
-          <w:rStyle w:val="VerbatimChar"/>
-        </w:rPr>
-        <w:t xml:space="preserve"> value 216.465982</w:t>
-      </w:r>
-      <w:r>
-        <w:br/>
-      </w:r>
-      <w:proofErr w:type="gramStart"/>
-      <w:r>
-        <w:rPr>
-          <w:rStyle w:val="VerbatimChar"/>
-        </w:rPr>
-        <w:t>iter  30</w:t>
-      </w:r>
-      <w:proofErr w:type="gramEnd"/>
-      <w:r>
-        <w:rPr>
-          <w:rStyle w:val="VerbatimChar"/>
-        </w:rPr>
-        <w:t xml:space="preserve"> value 216.329813</w:t>
-      </w:r>
-      <w:r>
-        <w:br/>
-      </w:r>
-      <w:proofErr w:type="gramStart"/>
-      <w:r>
-        <w:rPr>
-          <w:rStyle w:val="VerbatimChar"/>
-        </w:rPr>
-        <w:t>iter  40</w:t>
-      </w:r>
-      <w:proofErr w:type="gramEnd"/>
-      <w:r>
-        <w:rPr>
-          <w:rStyle w:val="VerbatimChar"/>
-        </w:rPr>
-        <w:t xml:space="preserve"> value 216.310217</w:t>
-      </w:r>
-      <w:r>
-        <w:br/>
-      </w:r>
-      <w:proofErr w:type="gramStart"/>
-      <w:r>
-        <w:rPr>
-          <w:rStyle w:val="VerbatimChar"/>
-        </w:rPr>
-        <w:t>final  value</w:t>
-      </w:r>
-      <w:proofErr w:type="gramEnd"/>
-      <w:r>
-        <w:rPr>
-          <w:rStyle w:val="VerbatimChar"/>
-        </w:rPr>
-        <w:t xml:space="preserve"> 216.310087 </w:t>
-      </w:r>
-      <w:r>
-        <w:br/>
-      </w:r>
-      <w:r>
-        <w:rPr>
-          <w:rStyle w:val="VerbatimChar"/>
-        </w:rPr>
-        <w:t>converged</w:t>
+        <w:lastRenderedPageBreak/>
+        <w:drawing>
+          <wp:inline distT="0" distB="0" distL="0" distR="0" wp14:anchorId="3EB33E1D" wp14:editId="7D62B23A">
+            <wp:extent cx="4620126" cy="3696101"/>
+            <wp:effectExtent l="0" t="0" r="0" b="0"/>
+            <wp:docPr id="49" name="Picture"/>
+            <wp:cNvGraphicFramePr/>
+            <a:graphic xmlns:a="http://schemas.openxmlformats.org/drawingml/2006/main">
+              <a:graphicData uri="http://schemas.openxmlformats.org/drawingml/2006/picture">
+                <pic:pic xmlns:pic="http://schemas.openxmlformats.org/drawingml/2006/picture">
+                  <pic:nvPicPr>
+                    <pic:cNvPr id="50" name="Picture" descr="AORACRFlex_files/figure-docx/unnamed-chunk-15-1.png"/>
+                    <pic:cNvPicPr>
+                      <a:picLocks noChangeAspect="1" noChangeArrowheads="1"/>
+                    </pic:cNvPicPr>
+                  </pic:nvPicPr>
+                  <pic:blipFill>
+                    <a:blip r:embed="rId13"/>
+                    <a:stretch>
+                      <a:fillRect/>
+                    </a:stretch>
+                  </pic:blipFill>
+                  <pic:spPr bwMode="auto">
+                    <a:xfrm>
+                      <a:off x="0" y="0"/>
+                      <a:ext cx="4620126" cy="3696101"/>
+                    </a:xfrm>
+                    <a:prstGeom prst="rect">
+                      <a:avLst/>
+                    </a:prstGeom>
+                    <a:noFill/>
+                    <a:ln w="9525">
+                      <a:noFill/>
+                      <a:headEnd/>
+                      <a:tailEnd/>
+                    </a:ln>
+                  </pic:spPr>
+                </pic:pic>
+              </a:graphicData>
+            </a:graphic>
+          </wp:inline>
+        </w:drawing>
       </w:r>
     </w:p>
     <w:p>
@@ -5031,70 +4799,38 @@
       <w:r>
         <w:br/>
       </w:r>
-      <w:proofErr w:type="gramStart"/>
       <w:r>
         <w:rPr>
           <w:rStyle w:val="VerbatimChar"/>
         </w:rPr>
-        <w:t>initial  value</w:t>
+        <w:t xml:space="preserve">initial  value 253.691868 </w:t>
       </w:r>
-      <w:proofErr w:type="gramEnd"/>
+      <w:r>
+        <w:br/>
+      </w:r>
       <w:r>
         <w:rPr>
           <w:rStyle w:val="VerbatimChar"/>
         </w:rPr>
-        <w:t xml:space="preserve"> 253.691868 </w:t>
+        <w:t>iter  10 value 210.864447</w:t>
       </w:r>
       <w:r>
         <w:br/>
       </w:r>
-      <w:proofErr w:type="gramStart"/>
       <w:r>
         <w:rPr>
           <w:rStyle w:val="VerbatimChar"/>
         </w:rPr>
-        <w:t>iter  10</w:t>
+        <w:t>iter  20 value 209.978902</w:t>
       </w:r>
-      <w:proofErr w:type="gramEnd"/>
+      <w:r>
+        <w:br/>
+      </w:r>
       <w:r>
         <w:rPr>
           <w:rStyle w:val="VerbatimChar"/>
         </w:rPr>
-        <w:t xml:space="preserve"> value 210.864447</w:t>
-      </w:r>
-      <w:r>
-        <w:br/>
-      </w:r>
-      <w:proofErr w:type="gramStart"/>
-      <w:r>
-        <w:rPr>
-          <w:rStyle w:val="VerbatimChar"/>
-        </w:rPr>
-        <w:t>iter  20</w:t>
-      </w:r>
-      <w:proofErr w:type="gramEnd"/>
-      <w:r>
-        <w:rPr>
-          <w:rStyle w:val="VerbatimChar"/>
-        </w:rPr>
-        <w:t xml:space="preserve"> value 209.978902</w:t>
-      </w:r>
-      <w:r>
-        <w:br/>
-      </w:r>
-      <w:proofErr w:type="gramStart"/>
-      <w:r>
-        <w:rPr>
-          <w:rStyle w:val="VerbatimChar"/>
-        </w:rPr>
-        <w:t>final  value</w:t>
-      </w:r>
-      <w:proofErr w:type="gramEnd"/>
-      <w:r>
-        <w:rPr>
-          <w:rStyle w:val="VerbatimChar"/>
-        </w:rPr>
-        <w:t xml:space="preserve"> 209.978816 </w:t>
+        <w:t xml:space="preserve">final  value 209.978816 </w:t>
       </w:r>
       <w:r>
         <w:br/>
@@ -5126,29 +4862,29 @@
               <w:pStyle w:val="Compact"/>
               <w:jc w:val="center"/>
             </w:pPr>
-            <w:bookmarkStart w:id="20" w:name="fig-model-kneeling"/>
+            <w:bookmarkStart w:id="20" w:name="fig-model-kneeling1"/>
             <w:r>
               <w:rPr>
                 <w:noProof/>
               </w:rPr>
               <w:lastRenderedPageBreak/>
               <w:drawing>
-                <wp:inline distT="0" distB="0" distL="0" distR="0" wp14:anchorId="24A9AC70" wp14:editId="1C4905BA">
-                  <wp:extent cx="4620126" cy="3696101"/>
+                <wp:inline distT="0" distB="0" distL="0" distR="0" wp14:anchorId="4E5C5727" wp14:editId="030690AC">
+                  <wp:extent cx="4352925" cy="3333750"/>
                   <wp:effectExtent l="0" t="0" r="0" b="0"/>
-                  <wp:docPr id="49" name="Picture"/>
+                  <wp:docPr id="52" name="Picture"/>
                   <wp:cNvGraphicFramePr/>
                   <a:graphic xmlns:a="http://schemas.openxmlformats.org/drawingml/2006/main">
                     <a:graphicData uri="http://schemas.openxmlformats.org/drawingml/2006/picture">
                       <pic:pic xmlns:pic="http://schemas.openxmlformats.org/drawingml/2006/picture">
                         <pic:nvPicPr>
-                          <pic:cNvPr id="50" name="Picture" descr="AORACRFlex_files/figure-docx/fig-model-kneeling-1.png"/>
+                          <pic:cNvPr id="53" name="Picture" descr="AORACRFlex_files/figure-docx/fig-model-kneeling1-1.png"/>
                           <pic:cNvPicPr>
                             <a:picLocks noChangeAspect="1" noChangeArrowheads="1"/>
                           </pic:cNvPicPr>
                         </pic:nvPicPr>
                         <pic:blipFill>
-                          <a:blip r:embed="rId13"/>
+                          <a:blip r:embed="rId14"/>
                           <a:stretch>
                             <a:fillRect/>
                           </a:stretch>
@@ -5156,7 +4892,7 @@
                         <pic:spPr bwMode="auto">
                           <a:xfrm>
                             <a:off x="0" y="0"/>
-                            <a:ext cx="4620126" cy="3696101"/>
+                            <a:ext cx="4353399" cy="3334113"/>
                           </a:xfrm>
                           <a:prstGeom prst="rect">
                             <a:avLst/>
@@ -5181,46 +4917,111 @@
               <w:spacing w:before="200"/>
             </w:pPr>
             <w:r>
-              <w:t xml:space="preserve">Figure 4: Adjusted differences in incidence of responses for kneeling difficulty at 6months between pre and post introduction of </w:t>
-            </w:r>
-            <w:r>
-              <w:t>cruciate retaining</w:t>
-            </w:r>
-            <w:r>
-              <w:t xml:space="preserve"> </w:t>
-            </w:r>
-            <w:r>
-              <w:t>bearing</w:t>
+              <w:t>Figure 4: Adjusted differences in incidence of responses for kneeling difficulty at 6months between pre and post introduction of cr insert</w:t>
             </w:r>
           </w:p>
         </w:tc>
         <w:bookmarkEnd w:id="20"/>
+      </w:tr>
+      <w:tr>
+        <w:tc>
+          <w:tcPr>
+            <w:tcW w:w="7920" w:type="dxa"/>
+          </w:tcPr>
+          <w:p>
+            <w:pPr>
+              <w:pStyle w:val="Compact"/>
+              <w:jc w:val="center"/>
+            </w:pPr>
+            <w:bookmarkStart w:id="21" w:name="fig-model-kneeling2"/>
+            <w:r>
+              <w:rPr>
+                <w:noProof/>
+              </w:rPr>
+              <w:drawing>
+                <wp:inline distT="0" distB="0" distL="0" distR="0" wp14:anchorId="51D424D9" wp14:editId="79FEBAB7">
+                  <wp:extent cx="4486275" cy="3419475"/>
+                  <wp:effectExtent l="0" t="0" r="0" b="0"/>
+                  <wp:docPr id="56" name="Picture"/>
+                  <wp:cNvGraphicFramePr/>
+                  <a:graphic xmlns:a="http://schemas.openxmlformats.org/drawingml/2006/main">
+                    <a:graphicData uri="http://schemas.openxmlformats.org/drawingml/2006/picture">
+                      <pic:pic xmlns:pic="http://schemas.openxmlformats.org/drawingml/2006/picture">
+                        <pic:nvPicPr>
+                          <pic:cNvPr id="57" name="Picture" descr="AORACRFlex_files/figure-docx/fig-model-kneeling2-1.png"/>
+                          <pic:cNvPicPr>
+                            <a:picLocks noChangeAspect="1" noChangeArrowheads="1"/>
+                          </pic:cNvPicPr>
+                        </pic:nvPicPr>
+                        <pic:blipFill>
+                          <a:blip r:embed="rId15"/>
+                          <a:stretch>
+                            <a:fillRect/>
+                          </a:stretch>
+                        </pic:blipFill>
+                        <pic:spPr bwMode="auto">
+                          <a:xfrm>
+                            <a:off x="0" y="0"/>
+                            <a:ext cx="4486763" cy="3419847"/>
+                          </a:xfrm>
+                          <a:prstGeom prst="rect">
+                            <a:avLst/>
+                          </a:prstGeom>
+                          <a:noFill/>
+                          <a:ln w="9525">
+                            <a:noFill/>
+                            <a:headEnd/>
+                            <a:tailEnd/>
+                          </a:ln>
+                        </pic:spPr>
+                      </pic:pic>
+                    </a:graphicData>
+                  </a:graphic>
+                </wp:inline>
+              </w:drawing>
+            </w:r>
+          </w:p>
+          <w:p>
+            <w:pPr>
+              <w:pStyle w:val="ImageCaption"/>
+              <w:spacing w:before="200"/>
+            </w:pPr>
+            <w:r>
+              <w:t xml:space="preserve">Figure 5: Adjusted differences in incidence of low kneeling difficulty at 6months relative to high difficulty between pre and post introduction of </w:t>
+            </w:r>
+            <w:proofErr w:type="spellStart"/>
+            <w:r>
+              <w:t>cr</w:t>
+            </w:r>
+            <w:proofErr w:type="spellEnd"/>
+            <w:r>
+              <w:t xml:space="preserve"> insert</w:t>
+            </w:r>
+          </w:p>
+          <w:p>
+            <w:pPr>
+              <w:pStyle w:val="ImageCaption"/>
+              <w:spacing w:before="200"/>
+            </w:pPr>
+          </w:p>
+          <w:p>
+            <w:pPr>
+              <w:pStyle w:val="ImageCaption"/>
+              <w:spacing w:before="200"/>
+            </w:pPr>
+          </w:p>
+        </w:tc>
+        <w:bookmarkEnd w:id="21"/>
       </w:tr>
     </w:tbl>
     <w:p>
       <w:pPr>
         <w:pStyle w:val="Bibliography"/>
       </w:pPr>
-      <w:bookmarkStart w:id="21" w:name="ref-Benchimol2015"/>
-      <w:bookmarkStart w:id="22" w:name="refs"/>
+      <w:bookmarkStart w:id="22" w:name="ref-Benchimol2015"/>
+      <w:bookmarkStart w:id="23" w:name="refs"/>
       <w:r>
-        <w:t xml:space="preserve">Benchimol, Eric I., Liam Smeeth, Astrid Guttmann, Katie Harron, David Moher, Irene Petersen, Henrik T. Sørensen, Erik von Elm, and Sinéad M. Langan. 2015. “The </w:t>
-      </w:r>
-      <w:proofErr w:type="spellStart"/>
-      <w:r>
-        <w:t>REporting</w:t>
-      </w:r>
-      <w:proofErr w:type="spellEnd"/>
-      <w:r>
-        <w:t xml:space="preserve"> of Studies Conducted Using Observational </w:t>
-      </w:r>
-      <w:proofErr w:type="gramStart"/>
-      <w:r>
-        <w:t>Routinely-Collected</w:t>
-      </w:r>
-      <w:proofErr w:type="gramEnd"/>
-      <w:r>
-        <w:t xml:space="preserve"> Health Data (RECORD) Statement.” </w:t>
+        <w:t xml:space="preserve">Benchimol, Eric I., Liam Smeeth, Astrid Guttmann, Katie Harron, David Moher, Irene Petersen, Henrik T. Sørensen, Erik von Elm, and Sinéad M. Langan. 2015. “The REporting of Studies Conducted Using Observational Routinely-Collected Health Data (RECORD) Statement.” </w:t>
       </w:r>
       <w:r>
         <w:rPr>
@@ -5232,7 +5033,7 @@
       <w:r>
         <w:t xml:space="preserve"> 12 (10): e1001885. </w:t>
       </w:r>
-      <w:hyperlink r:id="rId14">
+      <w:hyperlink r:id="rId16">
         <w:r>
           <w:rPr>
             <w:rStyle w:val="Hyperlink"/>
@@ -5248,31 +5049,22 @@
       <w:pPr>
         <w:pStyle w:val="Bibliography"/>
       </w:pPr>
-      <w:bookmarkStart w:id="23" w:name="ref-Vandenbroucke2007"/>
-      <w:bookmarkEnd w:id="21"/>
+      <w:bookmarkStart w:id="24" w:name="ref-Vandenbroucke2007"/>
+      <w:bookmarkEnd w:id="22"/>
       <w:r>
         <w:t xml:space="preserve">Vandenbroucke, Jan P, Erik von Elm, Douglas G Altman, Peter C Gøtzsche, Cynthia D Mulrow, Stuart J Pocock, Charles Poole, James J Schlesselman, and Matthias Egger. 2007. “Strengthening the Reporting of Observational Studies in Epidemiology (STROBE): Explanation and Elaboration.” </w:t>
       </w:r>
-      <w:proofErr w:type="spellStart"/>
       <w:r>
         <w:rPr>
           <w:i/>
           <w:iCs/>
         </w:rPr>
-        <w:t>PLoS</w:t>
-      </w:r>
-      <w:proofErr w:type="spellEnd"/>
-      <w:r>
-        <w:rPr>
-          <w:i/>
-          <w:iCs/>
-        </w:rPr>
-        <w:t xml:space="preserve"> Medicine</w:t>
+        <w:t>PLoS Medicine</w:t>
       </w:r>
       <w:r>
         <w:t xml:space="preserve"> 4 (10): e297. </w:t>
       </w:r>
-      <w:hyperlink r:id="rId15">
+      <w:hyperlink r:id="rId17">
         <w:r>
           <w:rPr>
             <w:rStyle w:val="Hyperlink"/>
@@ -5283,9 +5075,9 @@
       <w:r>
         <w:t>.</w:t>
       </w:r>
-      <w:bookmarkEnd w:id="17"/>
-      <w:bookmarkEnd w:id="22"/>
+      <w:bookmarkEnd w:id="16"/>
       <w:bookmarkEnd w:id="23"/>
+      <w:bookmarkEnd w:id="24"/>
     </w:p>
     <w:sectPr>
       <w:pgSz w:w="12240" w:h="15840"/>
@@ -5345,7 +5137,7 @@
   <w:abstractNum w:abstractNumId="0" w15:restartNumberingAfterBreak="0">
     <w:nsid w:val="0000A990"/>
     <w:multiLevelType w:val="multilevel"/>
-    <w:tmpl w:val="0C0A20FE"/>
+    <w:tmpl w:val="D5C0C256"/>
     <w:lvl w:ilvl="0">
       <w:numFmt w:val="bullet"/>
       <w:lvlText w:val=" "/>
@@ -5419,7 +5211,7 @@
       </w:pPr>
     </w:lvl>
   </w:abstractNum>
-  <w:num w:numId="1" w16cid:durableId="142427039">
+  <w:num w:numId="1" w16cid:durableId="26756445">
     <w:abstractNumId w:val="0"/>
   </w:num>
 </w:numbering>
@@ -6495,7 +6287,7 @@
     <w:next w:val="Normal"/>
     <w:autoRedefine/>
     <w:uiPriority w:val="39"/>
-    <w:rsid w:val="00046701"/>
+    <w:rsid w:val="00504B12"/>
     <w:pPr>
       <w:spacing w:after="100"/>
     </w:pPr>
@@ -6506,7 +6298,7 @@
     <w:next w:val="Normal"/>
     <w:autoRedefine/>
     <w:uiPriority w:val="39"/>
-    <w:rsid w:val="00046701"/>
+    <w:rsid w:val="00504B12"/>
     <w:pPr>
       <w:spacing w:after="100"/>
       <w:ind w:left="240"/>
